--- a/modul_praktikum/Pertemuan_12_Kitchen_Display_System_Realtime_Status_dan_Notifikasi.docx
+++ b/modul_praktikum/Pertemuan_12_Kitchen_Display_System_Realtime_Status_dan_Notifikasi.docx
@@ -87,7 +87,7 @@
           <w:color w:val="0B2545"/>
           <w:sz w:val="21"/>
         </w:rPr>
-        <w:t>14 pertemuan × 6 jam = 84 jam untuk menghasilkan MVP yang dapat didemokan, diuji, dan disiapkan menuju deployment.</w:t>
+        <w:t>14 pertemuan × 3,5 jam efektif di kelas = 49 jam (ditambah tugas mandiri di luar kelas) untuk menghasilkan MVP yang dapat didemokan, diuji, dan disiapkan menuju deployment.</w:t>
       </w:r>
     </w:p>
     <w:tbl>
@@ -554,7 +554,7 @@
                 <w:color w:val="1F2937"/>
                 <w:sz w:val="16"/>
               </w:rPr>
-              <w:t>360 menit (6 jam)</w:t>
+              <w:t>210 menit efektif di kelas (3 jam 30 menit); tugas mandiri di luar kelas hingga 120 menit (2 jam)</w:t>
             </w:r>
           </w:p>
         </w:tc>
@@ -818,7 +818,7 @@
         <w:pStyle w:val="Heading3"/>
       </w:pPr>
       <w:r>
-        <w:t>Pengetahuan Teknis Laravel 13 yang Wajib Dikuasai</w:t>
+        <w:t>Pengetahuan Teknis dan Penjelasan Mandiri (Laravel 13)</w:t>
       </w:r>
     </w:p>
     <w:p>
@@ -931,14 +931,6 @@
     </w:p>
     <w:p>
       <w:pPr>
-        <w:pStyle w:val="Heading3"/>
-      </w:pPr>
-      <w:r>
-        <w:t>Penjelasan Mandiri: Konsep, Cara Kerja, dan Aturan Implementasi</w:t>
-      </w:r>
-    </w:p>
-    <w:p>
-      <w:pPr>
         <w:pStyle w:val="CalloutConcept"/>
         <w:shd w:fill="EAF2FF" w:val="clear"/>
         <w:pBdr>
@@ -1002,1715 +994,1325 @@
     <w:p>
       <w:pPr>
         <w:pStyle w:val="CodeHeader"/>
-        <w:shd w:fill="2D2D30"/>
         <w:keepNext/>
         <w:pBdr>
-          <w:left w:val="single" w:sz="4" w:space="8" w:color="2D2D30"/>
+          <w:left w:val="single" w:sz="12" w:space="8" w:color="B8DDE0"/>
         </w:pBdr>
+        <w:shd w:val="clear" w:color="auto" w:fill="E4EAED"/>
       </w:pPr>
       <w:r>
-        <w:t>LANDASAN TEKNIS — app/Events/TenantOrderUpdated.php   •   PHP</w:t>
+        <w:rPr>
+          <w:rFonts w:ascii="Consolas" w:hAnsi="Consolas"/>
+          <w:b/>
+          <w:color w:val="262626"/>
+          <w:sz w:val="16"/>
+        </w:rPr>
+        <w:t xml:space="preserve">LANDASAN TEKNIS — app/Events/TenantOrderUpdated.php   •   PHP</w:t>
       </w:r>
     </w:p>
     <w:p>
       <w:pPr>
         <w:pStyle w:val="CodeBlock"/>
-        <w:shd w:fill="1E1E1E"/>
         <w:keepLines/>
         <w:pBdr>
-          <w:left w:val="single" w:sz="4" w:space="8" w:color="1E1E1E"/>
+          <w:left w:val="single" w:sz="12" w:space="8" w:color="B8DDE0"/>
         </w:pBdr>
+        <w:shd w:val="clear" w:color="auto" w:fill="F2F3F7"/>
       </w:pPr>
       <w:r>
         <w:rPr>
-          <w:rFonts w:ascii="Consolas" w:hAnsi="Consolas" w:eastAsia="Consolas"/>
-          <w:color w:val="569CD6"/>
+          <w:rFonts w:ascii="Consolas" w:hAnsi="Consolas"/>
+          <w:b/>
+          <w:color w:val="000080"/>
           <w:sz w:val="16"/>
         </w:rPr>
-        <w:t>final</w:t>
-      </w:r>
-      <w:r>
-        <w:rPr>
-          <w:rFonts w:ascii="Consolas" w:hAnsi="Consolas" w:eastAsia="Consolas"/>
-          <w:color w:val="D4D4D4"/>
+        <w:t xml:space="preserve">final</w:t>
+      </w:r>
+      <w:r>
+        <w:rPr>
+          <w:rFonts w:ascii="Consolas" w:hAnsi="Consolas"/>
+          <w:color w:val="262626"/>
           <w:sz w:val="16"/>
         </w:rPr>
         <w:t xml:space="preserve"> </w:t>
       </w:r>
       <w:r>
         <w:rPr>
-          <w:rFonts w:ascii="Consolas" w:hAnsi="Consolas" w:eastAsia="Consolas"/>
-          <w:color w:val="569CD6"/>
+          <w:rFonts w:ascii="Consolas" w:hAnsi="Consolas"/>
+          <w:b/>
+          <w:color w:val="000080"/>
           <w:sz w:val="16"/>
         </w:rPr>
-        <w:t>class</w:t>
-      </w:r>
-      <w:r>
-        <w:rPr>
-          <w:rFonts w:ascii="Consolas" w:hAnsi="Consolas" w:eastAsia="Consolas"/>
-          <w:color w:val="D4D4D4"/>
+        <w:t xml:space="preserve">class</w:t>
+      </w:r>
+      <w:r>
+        <w:rPr>
+          <w:rFonts w:ascii="Consolas" w:hAnsi="Consolas"/>
+          <w:color w:val="262626"/>
           <w:sz w:val="16"/>
         </w:rPr>
         <w:t xml:space="preserve"> </w:t>
       </w:r>
       <w:r>
         <w:rPr>
-          <w:rFonts w:ascii="Consolas" w:hAnsi="Consolas" w:eastAsia="Consolas"/>
-          <w:color w:val="4EC9B0"/>
+          <w:rFonts w:ascii="Consolas" w:hAnsi="Consolas"/>
+          <w:color w:val="267F99"/>
           <w:sz w:val="16"/>
         </w:rPr>
-        <w:t>TenantOrderUpdated</w:t>
-      </w:r>
-      <w:r>
-        <w:rPr>
-          <w:rFonts w:ascii="Consolas" w:hAnsi="Consolas" w:eastAsia="Consolas"/>
-          <w:color w:val="D4D4D4"/>
+        <w:t xml:space="preserve">TenantOrderUpdated</w:t>
+      </w:r>
+      <w:r>
+        <w:br/>
+      </w:r>
+      <w:r>
+        <w:rPr>
+          <w:rFonts w:ascii="Consolas" w:hAnsi="Consolas"/>
+          <w:color w:val="262626"/>
           <w:sz w:val="16"/>
         </w:rPr>
+        <w:t xml:space="preserve">    </w:t>
+      </w:r>
+      <w:r>
+        <w:rPr>
+          <w:rFonts w:ascii="Consolas" w:hAnsi="Consolas"/>
+          <w:b/>
+          <w:color w:val="000080"/>
+          <w:sz w:val="16"/>
+        </w:rPr>
+        <w:t xml:space="preserve">implements</w:t>
+      </w:r>
+      <w:r>
+        <w:rPr>
+          <w:rFonts w:ascii="Consolas" w:hAnsi="Consolas"/>
+          <w:color w:val="262626"/>
+          <w:sz w:val="16"/>
+        </w:rPr>
+        <w:t xml:space="preserve"> </w:t>
+      </w:r>
+      <w:r>
+        <w:rPr>
+          <w:rFonts w:ascii="Consolas" w:hAnsi="Consolas"/>
+          <w:color w:val="267F99"/>
+          <w:sz w:val="16"/>
+        </w:rPr>
+        <w:t xml:space="preserve">ShouldBroadcast</w:t>
+      </w:r>
+      <w:r>
+        <w:rPr>
+          <w:rFonts w:ascii="Consolas" w:hAnsi="Consolas"/>
+          <w:color w:val="262626"/>
+          <w:sz w:val="16"/>
+        </w:rPr>
+        <w:t xml:space="preserve">, </w:t>
+      </w:r>
+      <w:r>
+        <w:rPr>
+          <w:rFonts w:ascii="Consolas" w:hAnsi="Consolas"/>
+          <w:color w:val="267F99"/>
+          <w:sz w:val="16"/>
+        </w:rPr>
+        <w:t xml:space="preserve">ShouldDispatchAfterCommit</w:t>
+      </w:r>
+      <w:r>
         <w:br/>
+      </w:r>
+      <w:r>
+        <w:rPr>
+          <w:rFonts w:ascii="Consolas" w:hAnsi="Consolas"/>
+          <w:color w:val="262626"/>
+          <w:sz w:val="16"/>
+        </w:rPr>
+        <w:t xml:space="preserve">{</w:t>
+      </w:r>
+      <w:r>
+        <w:br/>
+      </w:r>
+      <w:r>
+        <w:rPr>
+          <w:rFonts w:ascii="Consolas" w:hAnsi="Consolas"/>
+          <w:color w:val="262626"/>
+          <w:sz w:val="16"/>
+        </w:rPr>
         <w:t xml:space="preserve">    </w:t>
       </w:r>
       <w:r>
         <w:rPr>
-          <w:rFonts w:ascii="Consolas" w:hAnsi="Consolas" w:eastAsia="Consolas"/>
-          <w:color w:val="569CD6"/>
+          <w:rFonts w:ascii="Consolas" w:hAnsi="Consolas"/>
+          <w:b/>
+          <w:color w:val="000080"/>
           <w:sz w:val="16"/>
         </w:rPr>
-        <w:t>implements</w:t>
-      </w:r>
-      <w:r>
-        <w:rPr>
-          <w:rFonts w:ascii="Consolas" w:hAnsi="Consolas" w:eastAsia="Consolas"/>
-          <w:color w:val="D4D4D4"/>
+        <w:t xml:space="preserve">public</w:t>
+      </w:r>
+      <w:r>
+        <w:rPr>
+          <w:rFonts w:ascii="Consolas" w:hAnsi="Consolas"/>
+          <w:color w:val="262626"/>
           <w:sz w:val="16"/>
         </w:rPr>
         <w:t xml:space="preserve"> </w:t>
       </w:r>
       <w:r>
         <w:rPr>
-          <w:rFonts w:ascii="Consolas" w:hAnsi="Consolas" w:eastAsia="Consolas"/>
-          <w:color w:val="4EC9B0"/>
+          <w:rFonts w:ascii="Consolas" w:hAnsi="Consolas"/>
+          <w:b/>
+          <w:color w:val="000080"/>
           <w:sz w:val="16"/>
         </w:rPr>
-        <w:t>ShouldBroadcast</w:t>
-      </w:r>
-      <w:r>
-        <w:rPr>
-          <w:rFonts w:ascii="Consolas" w:hAnsi="Consolas" w:eastAsia="Consolas"/>
-          <w:color w:val="D4D4D4"/>
+        <w:t xml:space="preserve">function</w:t>
+      </w:r>
+      <w:r>
+        <w:rPr>
+          <w:rFonts w:ascii="Consolas" w:hAnsi="Consolas"/>
+          <w:color w:val="262626"/>
           <w:sz w:val="16"/>
         </w:rPr>
-        <w:t>,</w:t>
-      </w:r>
-      <w:r>
-        <w:rPr>
-          <w:rFonts w:ascii="Consolas" w:hAnsi="Consolas" w:eastAsia="Consolas"/>
-          <w:color w:val="D4D4D4"/>
+        <w:t xml:space="preserve"> </w:t>
+      </w:r>
+      <w:r>
+        <w:rPr>
+          <w:rFonts w:ascii="Consolas" w:hAnsi="Consolas"/>
+          <w:color w:val="795E26"/>
           <w:sz w:val="16"/>
         </w:rPr>
+        <w:t xml:space="preserve">__construct</w:t>
+      </w:r>
+      <w:r>
+        <w:rPr>
+          <w:rFonts w:ascii="Consolas" w:hAnsi="Consolas"/>
+          <w:color w:val="262626"/>
+          <w:sz w:val="16"/>
+        </w:rPr>
+        <w:t xml:space="preserve">(</w:t>
+      </w:r>
+      <w:r>
+        <w:br/>
+      </w:r>
+      <w:r>
+        <w:rPr>
+          <w:rFonts w:ascii="Consolas" w:hAnsi="Consolas"/>
+          <w:color w:val="262626"/>
+          <w:sz w:val="16"/>
+        </w:rPr>
+        <w:t xml:space="preserve">        </w:t>
+      </w:r>
+      <w:r>
+        <w:rPr>
+          <w:rFonts w:ascii="Consolas" w:hAnsi="Consolas"/>
+          <w:b/>
+          <w:color w:val="000080"/>
+          <w:sz w:val="16"/>
+        </w:rPr>
+        <w:t xml:space="preserve">public</w:t>
+      </w:r>
+      <w:r>
+        <w:rPr>
+          <w:rFonts w:ascii="Consolas" w:hAnsi="Consolas"/>
+          <w:color w:val="262626"/>
+          <w:sz w:val="16"/>
+        </w:rPr>
         <w:t xml:space="preserve"> </w:t>
       </w:r>
       <w:r>
         <w:rPr>
-          <w:rFonts w:ascii="Consolas" w:hAnsi="Consolas" w:eastAsia="Consolas"/>
-          <w:color w:val="4EC9B0"/>
+          <w:rFonts w:ascii="Consolas" w:hAnsi="Consolas"/>
+          <w:b/>
+          <w:color w:val="000080"/>
           <w:sz w:val="16"/>
         </w:rPr>
-        <w:t>ShouldDispatchAfterCommit</w:t>
-      </w:r>
-      <w:r>
-        <w:rPr>
-          <w:rFonts w:ascii="Consolas" w:hAnsi="Consolas" w:eastAsia="Consolas"/>
-          <w:color w:val="D4D4D4"/>
+        <w:t xml:space="preserve">readonly</w:t>
+      </w:r>
+      <w:r>
+        <w:rPr>
+          <w:rFonts w:ascii="Consolas" w:hAnsi="Consolas"/>
+          <w:color w:val="262626"/>
           <w:sz w:val="16"/>
         </w:rPr>
+        <w:t xml:space="preserve"> </w:t>
+      </w:r>
+      <w:r>
+        <w:rPr>
+          <w:rFonts w:ascii="Consolas" w:hAnsi="Consolas"/>
+          <w:color w:val="267F99"/>
+          <w:sz w:val="16"/>
+        </w:rPr>
+        <w:t xml:space="preserve">TenantOrder</w:t>
+      </w:r>
+      <w:r>
+        <w:rPr>
+          <w:rFonts w:ascii="Consolas" w:hAnsi="Consolas"/>
+          <w:color w:val="262626"/>
+          <w:sz w:val="16"/>
+        </w:rPr>
+        <w:t xml:space="preserve"> </w:t>
+      </w:r>
+      <w:r>
+        <w:rPr>
+          <w:rFonts w:ascii="Consolas" w:hAnsi="Consolas"/>
+          <w:color w:val="660E7A"/>
+          <w:sz w:val="16"/>
+        </w:rPr>
+        <w:t xml:space="preserve">$tenantOrder</w:t>
+      </w:r>
+      <w:r>
+        <w:rPr>
+          <w:rFonts w:ascii="Consolas" w:hAnsi="Consolas"/>
+          <w:color w:val="262626"/>
+          <w:sz w:val="16"/>
+        </w:rPr>
+        <w:t xml:space="preserve">,</w:t>
+      </w:r>
+      <w:r>
         <w:br/>
       </w:r>
       <w:r>
         <w:rPr>
-          <w:rFonts w:ascii="Consolas" w:hAnsi="Consolas" w:eastAsia="Consolas"/>
-          <w:color w:val="D4D4D4"/>
+          <w:rFonts w:ascii="Consolas" w:hAnsi="Consolas"/>
+          <w:color w:val="262626"/>
           <w:sz w:val="16"/>
         </w:rPr>
-        <w:t>{</w:t>
-      </w:r>
-      <w:r>
-        <w:rPr>
-          <w:rFonts w:ascii="Consolas" w:hAnsi="Consolas" w:eastAsia="Consolas"/>
-          <w:color w:val="D4D4D4"/>
+        <w:t xml:space="preserve">    ) {}</w:t>
+      </w:r>
+      <w:r>
+        <w:br/>
+      </w:r>
+      <w:r>
+        <w:br/>
+      </w:r>
+      <w:r>
+        <w:rPr>
+          <w:rFonts w:ascii="Consolas" w:hAnsi="Consolas"/>
+          <w:color w:val="262626"/>
           <w:sz w:val="16"/>
         </w:rPr>
+        <w:t xml:space="preserve">    </w:t>
+      </w:r>
+      <w:r>
+        <w:rPr>
+          <w:rFonts w:ascii="Consolas" w:hAnsi="Consolas"/>
+          <w:b/>
+          <w:color w:val="000080"/>
+          <w:sz w:val="16"/>
+        </w:rPr>
+        <w:t xml:space="preserve">public</w:t>
+      </w:r>
+      <w:r>
+        <w:rPr>
+          <w:rFonts w:ascii="Consolas" w:hAnsi="Consolas"/>
+          <w:color w:val="262626"/>
+          <w:sz w:val="16"/>
+        </w:rPr>
+        <w:t xml:space="preserve"> </w:t>
+      </w:r>
+      <w:r>
+        <w:rPr>
+          <w:rFonts w:ascii="Consolas" w:hAnsi="Consolas"/>
+          <w:b/>
+          <w:color w:val="000080"/>
+          <w:sz w:val="16"/>
+        </w:rPr>
+        <w:t xml:space="preserve">function</w:t>
+      </w:r>
+      <w:r>
+        <w:rPr>
+          <w:rFonts w:ascii="Consolas" w:hAnsi="Consolas"/>
+          <w:color w:val="262626"/>
+          <w:sz w:val="16"/>
+        </w:rPr>
+        <w:t xml:space="preserve"> </w:t>
+      </w:r>
+      <w:r>
+        <w:rPr>
+          <w:rFonts w:ascii="Consolas" w:hAnsi="Consolas"/>
+          <w:color w:val="795E26"/>
+          <w:sz w:val="16"/>
+        </w:rPr>
+        <w:t xml:space="preserve">broadcastOn</w:t>
+      </w:r>
+      <w:r>
+        <w:rPr>
+          <w:rFonts w:ascii="Consolas" w:hAnsi="Consolas"/>
+          <w:color w:val="262626"/>
+          <w:sz w:val="16"/>
+        </w:rPr>
+        <w:t xml:space="preserve">(): </w:t>
+      </w:r>
+      <w:r>
+        <w:rPr>
+          <w:rFonts w:ascii="Consolas" w:hAnsi="Consolas"/>
+          <w:b/>
+          <w:color w:val="000080"/>
+          <w:sz w:val="16"/>
+        </w:rPr>
+        <w:t xml:space="preserve">array</w:t>
+      </w:r>
+      <w:r>
         <w:br/>
+      </w:r>
+      <w:r>
+        <w:rPr>
+          <w:rFonts w:ascii="Consolas" w:hAnsi="Consolas"/>
+          <w:color w:val="262626"/>
+          <w:sz w:val="16"/>
+        </w:rPr>
+        <w:t xml:space="preserve">    {</w:t>
+      </w:r>
+      <w:r>
+        <w:br/>
+      </w:r>
+      <w:r>
+        <w:rPr>
+          <w:rFonts w:ascii="Consolas" w:hAnsi="Consolas"/>
+          <w:color w:val="262626"/>
+          <w:sz w:val="16"/>
+        </w:rPr>
+        <w:t xml:space="preserve">        </w:t>
+      </w:r>
+      <w:r>
+        <w:rPr>
+          <w:rFonts w:ascii="Consolas" w:hAnsi="Consolas"/>
+          <w:b/>
+          <w:color w:val="000080"/>
+          <w:sz w:val="16"/>
+        </w:rPr>
+        <w:t xml:space="preserve">return</w:t>
+      </w:r>
+      <w:r>
+        <w:rPr>
+          <w:rFonts w:ascii="Consolas" w:hAnsi="Consolas"/>
+          <w:color w:val="262626"/>
+          <w:sz w:val="16"/>
+        </w:rPr>
+        <w:t xml:space="preserve"> [</w:t>
+      </w:r>
+      <w:r>
+        <w:rPr>
+          <w:rFonts w:ascii="Consolas" w:hAnsi="Consolas"/>
+          <w:b/>
+          <w:color w:val="000080"/>
+          <w:sz w:val="16"/>
+        </w:rPr>
+        <w:t xml:space="preserve">new</w:t>
+      </w:r>
+      <w:r>
+        <w:rPr>
+          <w:rFonts w:ascii="Consolas" w:hAnsi="Consolas"/>
+          <w:color w:val="262626"/>
+          <w:sz w:val="16"/>
+        </w:rPr>
+        <w:t xml:space="preserve"> </w:t>
+      </w:r>
+      <w:r>
+        <w:rPr>
+          <w:rFonts w:ascii="Consolas" w:hAnsi="Consolas"/>
+          <w:color w:val="795E26"/>
+          <w:sz w:val="16"/>
+        </w:rPr>
+        <w:t xml:space="preserve">PrivateChannel</w:t>
+      </w:r>
+      <w:r>
+        <w:rPr>
+          <w:rFonts w:ascii="Consolas" w:hAnsi="Consolas"/>
+          <w:color w:val="262626"/>
+          <w:sz w:val="16"/>
+        </w:rPr>
+        <w:t xml:space="preserve">(</w:t>
+      </w:r>
+      <w:r>
+        <w:br/>
+      </w:r>
+      <w:r>
+        <w:rPr>
+          <w:rFonts w:ascii="Consolas" w:hAnsi="Consolas"/>
+          <w:color w:val="262626"/>
+          <w:sz w:val="16"/>
+        </w:rPr>
+        <w:t xml:space="preserve">            </w:t>
+      </w:r>
+      <w:r>
+        <w:rPr>
+          <w:rFonts w:ascii="Consolas" w:hAnsi="Consolas"/>
+          <w:color w:val="00733B"/>
+          <w:sz w:val="16"/>
+        </w:rPr>
+        <w:t xml:space="preserve">"tenant.{$this-&gt;tenantOrder-&gt;tenant_id}.kds"</w:t>
+      </w:r>
+      <w:r>
+        <w:br/>
+      </w:r>
+      <w:r>
+        <w:rPr>
+          <w:rFonts w:ascii="Consolas" w:hAnsi="Consolas"/>
+          <w:color w:val="262626"/>
+          <w:sz w:val="16"/>
+        </w:rPr>
+        <w:t xml:space="preserve">        )];</w:t>
+      </w:r>
+      <w:r>
+        <w:br/>
+      </w:r>
+      <w:r>
+        <w:rPr>
+          <w:rFonts w:ascii="Consolas" w:hAnsi="Consolas"/>
+          <w:color w:val="262626"/>
+          <w:sz w:val="16"/>
+        </w:rPr>
+        <w:t xml:space="preserve">    }</w:t>
+      </w:r>
+      <w:r>
+        <w:br/>
+      </w:r>
+      <w:r>
+        <w:br/>
+      </w:r>
+      <w:r>
+        <w:rPr>
+          <w:rFonts w:ascii="Consolas" w:hAnsi="Consolas"/>
+          <w:color w:val="262626"/>
+          <w:sz w:val="16"/>
+        </w:rPr>
         <w:t xml:space="preserve">    </w:t>
       </w:r>
       <w:r>
         <w:rPr>
-          <w:rFonts w:ascii="Consolas" w:hAnsi="Consolas" w:eastAsia="Consolas"/>
-          <w:color w:val="569CD6"/>
+          <w:rFonts w:ascii="Consolas" w:hAnsi="Consolas"/>
+          <w:b/>
+          <w:color w:val="000080"/>
           <w:sz w:val="16"/>
         </w:rPr>
-        <w:t>public</w:t>
-      </w:r>
-      <w:r>
-        <w:rPr>
-          <w:rFonts w:ascii="Consolas" w:hAnsi="Consolas" w:eastAsia="Consolas"/>
-          <w:color w:val="D4D4D4"/>
+        <w:t xml:space="preserve">public</w:t>
+      </w:r>
+      <w:r>
+        <w:rPr>
+          <w:rFonts w:ascii="Consolas" w:hAnsi="Consolas"/>
+          <w:color w:val="262626"/>
           <w:sz w:val="16"/>
         </w:rPr>
         <w:t xml:space="preserve"> </w:t>
       </w:r>
       <w:r>
         <w:rPr>
-          <w:rFonts w:ascii="Consolas" w:hAnsi="Consolas" w:eastAsia="Consolas"/>
-          <w:color w:val="569CD6"/>
+          <w:rFonts w:ascii="Consolas" w:hAnsi="Consolas"/>
+          <w:b/>
+          <w:color w:val="000080"/>
           <w:sz w:val="16"/>
         </w:rPr>
-        <w:t>function</w:t>
-      </w:r>
-      <w:r>
-        <w:rPr>
-          <w:rFonts w:ascii="Consolas" w:hAnsi="Consolas" w:eastAsia="Consolas"/>
-          <w:color w:val="D4D4D4"/>
+        <w:t xml:space="preserve">function</w:t>
+      </w:r>
+      <w:r>
+        <w:rPr>
+          <w:rFonts w:ascii="Consolas" w:hAnsi="Consolas"/>
+          <w:color w:val="262626"/>
           <w:sz w:val="16"/>
         </w:rPr>
         <w:t xml:space="preserve"> </w:t>
       </w:r>
       <w:r>
         <w:rPr>
-          <w:rFonts w:ascii="Consolas" w:hAnsi="Consolas" w:eastAsia="Consolas"/>
-          <w:color w:val="DCDCAA"/>
+          <w:rFonts w:ascii="Consolas" w:hAnsi="Consolas"/>
+          <w:color w:val="795E26"/>
           <w:sz w:val="16"/>
         </w:rPr>
-        <w:t>__construct</w:t>
-      </w:r>
-      <w:r>
-        <w:rPr>
-          <w:rFonts w:ascii="Consolas" w:hAnsi="Consolas" w:eastAsia="Consolas"/>
-          <w:color w:val="D4D4D4"/>
+        <w:t xml:space="preserve">broadcastWith</w:t>
+      </w:r>
+      <w:r>
+        <w:rPr>
+          <w:rFonts w:ascii="Consolas" w:hAnsi="Consolas"/>
+          <w:color w:val="262626"/>
           <w:sz w:val="16"/>
         </w:rPr>
-        <w:t>(</w:t>
-      </w:r>
-      <w:r>
-        <w:rPr>
-          <w:rFonts w:ascii="Consolas" w:hAnsi="Consolas" w:eastAsia="Consolas"/>
-          <w:color w:val="D4D4D4"/>
+        <w:t xml:space="preserve">(): </w:t>
+      </w:r>
+      <w:r>
+        <w:rPr>
+          <w:rFonts w:ascii="Consolas" w:hAnsi="Consolas"/>
+          <w:b/>
+          <w:color w:val="000080"/>
           <w:sz w:val="16"/>
         </w:rPr>
+        <w:t xml:space="preserve">array</w:t>
+      </w:r>
+      <w:r>
         <w:br/>
+      </w:r>
+      <w:r>
+        <w:rPr>
+          <w:rFonts w:ascii="Consolas" w:hAnsi="Consolas"/>
+          <w:color w:val="262626"/>
+          <w:sz w:val="16"/>
+        </w:rPr>
+        <w:t xml:space="preserve">    {</w:t>
+      </w:r>
+      <w:r>
+        <w:br/>
+      </w:r>
+      <w:r>
+        <w:rPr>
+          <w:rFonts w:ascii="Consolas" w:hAnsi="Consolas"/>
+          <w:color w:val="262626"/>
+          <w:sz w:val="16"/>
+        </w:rPr>
         <w:t xml:space="preserve">        </w:t>
       </w:r>
       <w:r>
         <w:rPr>
-          <w:rFonts w:ascii="Consolas" w:hAnsi="Consolas" w:eastAsia="Consolas"/>
-          <w:color w:val="569CD6"/>
+          <w:rFonts w:ascii="Consolas" w:hAnsi="Consolas"/>
+          <w:b/>
+          <w:color w:val="000080"/>
           <w:sz w:val="16"/>
         </w:rPr>
-        <w:t>public</w:t>
-      </w:r>
-      <w:r>
-        <w:rPr>
-          <w:rFonts w:ascii="Consolas" w:hAnsi="Consolas" w:eastAsia="Consolas"/>
-          <w:color w:val="D4D4D4"/>
+        <w:t xml:space="preserve">return</w:t>
+      </w:r>
+      <w:r>
+        <w:rPr>
+          <w:rFonts w:ascii="Consolas" w:hAnsi="Consolas"/>
+          <w:color w:val="262626"/>
           <w:sz w:val="16"/>
         </w:rPr>
-        <w:t xml:space="preserve"> </w:t>
-      </w:r>
-      <w:r>
-        <w:rPr>
-          <w:rFonts w:ascii="Consolas" w:hAnsi="Consolas" w:eastAsia="Consolas"/>
-          <w:color w:val="569CD6"/>
+        <w:t xml:space="preserve"> [</w:t>
+      </w:r>
+      <w:r>
+        <w:br/>
+      </w:r>
+      <w:r>
+        <w:rPr>
+          <w:rFonts w:ascii="Consolas" w:hAnsi="Consolas"/>
+          <w:color w:val="262626"/>
           <w:sz w:val="16"/>
         </w:rPr>
-        <w:t>readonly</w:t>
-      </w:r>
-      <w:r>
-        <w:rPr>
-          <w:rFonts w:ascii="Consolas" w:hAnsi="Consolas" w:eastAsia="Consolas"/>
-          <w:color w:val="D4D4D4"/>
+        <w:t xml:space="preserve">            </w:t>
+      </w:r>
+      <w:r>
+        <w:rPr>
+          <w:rFonts w:ascii="Consolas" w:hAnsi="Consolas"/>
+          <w:color w:val="00733B"/>
           <w:sz w:val="16"/>
         </w:rPr>
-        <w:t xml:space="preserve"> </w:t>
-      </w:r>
-      <w:r>
-        <w:rPr>
-          <w:rFonts w:ascii="Consolas" w:hAnsi="Consolas" w:eastAsia="Consolas"/>
-          <w:color w:val="4EC9B0"/>
+        <w:t xml:space="preserve">'id'</w:t>
+      </w:r>
+      <w:r>
+        <w:rPr>
+          <w:rFonts w:ascii="Consolas" w:hAnsi="Consolas"/>
+          <w:color w:val="262626"/>
           <w:sz w:val="16"/>
         </w:rPr>
-        <w:t>TenantOrder</w:t>
-      </w:r>
-      <w:r>
-        <w:rPr>
-          <w:rFonts w:ascii="Consolas" w:hAnsi="Consolas" w:eastAsia="Consolas"/>
-          <w:color w:val="D4D4D4"/>
+        <w:t xml:space="preserve"> =&gt; </w:t>
+      </w:r>
+      <w:r>
+        <w:rPr>
+          <w:rFonts w:ascii="Consolas" w:hAnsi="Consolas"/>
+          <w:color w:val="660E7A"/>
           <w:sz w:val="16"/>
         </w:rPr>
-        <w:t xml:space="preserve"> </w:t>
-      </w:r>
-      <w:r>
-        <w:rPr>
-          <w:rFonts w:ascii="Consolas" w:hAnsi="Consolas" w:eastAsia="Consolas"/>
-          <w:color w:val="9CDCFE"/>
+        <w:t xml:space="preserve">$this</w:t>
+      </w:r>
+      <w:r>
+        <w:rPr>
+          <w:rFonts w:ascii="Consolas" w:hAnsi="Consolas"/>
+          <w:color w:val="262626"/>
           <w:sz w:val="16"/>
         </w:rPr>
-        <w:t>$tenantOrder</w:t>
-      </w:r>
-      <w:r>
-        <w:rPr>
-          <w:rFonts w:ascii="Consolas" w:hAnsi="Consolas" w:eastAsia="Consolas"/>
-          <w:color w:val="D4D4D4"/>
+        <w:t xml:space="preserve">-&gt;</w:t>
+      </w:r>
+      <w:r>
+        <w:rPr>
+          <w:rFonts w:ascii="Consolas" w:hAnsi="Consolas"/>
+          <w:color w:val="660E7A"/>
           <w:sz w:val="16"/>
         </w:rPr>
-        <w:t>,</w:t>
-      </w:r>
-      <w:r>
-        <w:rPr>
-          <w:rFonts w:ascii="Consolas" w:hAnsi="Consolas" w:eastAsia="Consolas"/>
-          <w:color w:val="D4D4D4"/>
+        <w:t xml:space="preserve">tenantOrder</w:t>
+      </w:r>
+      <w:r>
+        <w:rPr>
+          <w:rFonts w:ascii="Consolas" w:hAnsi="Consolas"/>
+          <w:color w:val="262626"/>
           <w:sz w:val="16"/>
         </w:rPr>
+        <w:t xml:space="preserve">-&gt;</w:t>
+      </w:r>
+      <w:r>
+        <w:rPr>
+          <w:rFonts w:ascii="Consolas" w:hAnsi="Consolas"/>
+          <w:color w:val="660E7A"/>
+          <w:sz w:val="16"/>
+        </w:rPr>
+        <w:t xml:space="preserve">id</w:t>
+      </w:r>
+      <w:r>
+        <w:rPr>
+          <w:rFonts w:ascii="Consolas" w:hAnsi="Consolas"/>
+          <w:color w:val="262626"/>
+          <w:sz w:val="16"/>
+        </w:rPr>
+        <w:t xml:space="preserve">,</w:t>
+      </w:r>
+      <w:r>
         <w:br/>
-        <w:t xml:space="preserve">    </w:t>
-      </w:r>
-      <w:r>
-        <w:rPr>
-          <w:rFonts w:ascii="Consolas" w:hAnsi="Consolas" w:eastAsia="Consolas"/>
-          <w:color w:val="D4D4D4"/>
+      </w:r>
+      <w:r>
+        <w:rPr>
+          <w:rFonts w:ascii="Consolas" w:hAnsi="Consolas"/>
+          <w:color w:val="262626"/>
           <w:sz w:val="16"/>
         </w:rPr>
-        <w:t>)</w:t>
-      </w:r>
-      <w:r>
-        <w:rPr>
-          <w:rFonts w:ascii="Consolas" w:hAnsi="Consolas" w:eastAsia="Consolas"/>
-          <w:color w:val="D4D4D4"/>
+        <w:t xml:space="preserve">            </w:t>
+      </w:r>
+      <w:r>
+        <w:rPr>
+          <w:rFonts w:ascii="Consolas" w:hAnsi="Consolas"/>
+          <w:color w:val="00733B"/>
           <w:sz w:val="16"/>
         </w:rPr>
-        <w:t xml:space="preserve"> </w:t>
-      </w:r>
-      <w:r>
-        <w:rPr>
-          <w:rFonts w:ascii="Consolas" w:hAnsi="Consolas" w:eastAsia="Consolas"/>
-          <w:color w:val="D4D4D4"/>
+        <w:t xml:space="preserve">'status'</w:t>
+      </w:r>
+      <w:r>
+        <w:rPr>
+          <w:rFonts w:ascii="Consolas" w:hAnsi="Consolas"/>
+          <w:color w:val="262626"/>
           <w:sz w:val="16"/>
         </w:rPr>
-        <w:t>{</w:t>
-      </w:r>
-      <w:r>
-        <w:rPr>
-          <w:rFonts w:ascii="Consolas" w:hAnsi="Consolas" w:eastAsia="Consolas"/>
-          <w:color w:val="D4D4D4"/>
+        <w:t xml:space="preserve"> =&gt; </w:t>
+      </w:r>
+      <w:r>
+        <w:rPr>
+          <w:rFonts w:ascii="Consolas" w:hAnsi="Consolas"/>
+          <w:color w:val="660E7A"/>
           <w:sz w:val="16"/>
         </w:rPr>
-        <w:t>}</w:t>
-      </w:r>
-      <w:r>
-        <w:rPr>
-          <w:rFonts w:ascii="Consolas" w:hAnsi="Consolas" w:eastAsia="Consolas"/>
-          <w:color w:val="D4D4D4"/>
+        <w:t xml:space="preserve">$this</w:t>
+      </w:r>
+      <w:r>
+        <w:rPr>
+          <w:rFonts w:ascii="Consolas" w:hAnsi="Consolas"/>
+          <w:color w:val="262626"/>
           <w:sz w:val="16"/>
         </w:rPr>
+        <w:t xml:space="preserve">-&gt;</w:t>
+      </w:r>
+      <w:r>
+        <w:rPr>
+          <w:rFonts w:ascii="Consolas" w:hAnsi="Consolas"/>
+          <w:color w:val="660E7A"/>
+          <w:sz w:val="16"/>
+        </w:rPr>
+        <w:t xml:space="preserve">tenantOrder</w:t>
+      </w:r>
+      <w:r>
+        <w:rPr>
+          <w:rFonts w:ascii="Consolas" w:hAnsi="Consolas"/>
+          <w:color w:val="262626"/>
+          <w:sz w:val="16"/>
+        </w:rPr>
+        <w:t xml:space="preserve">-&gt;</w:t>
+      </w:r>
+      <w:r>
+        <w:rPr>
+          <w:rFonts w:ascii="Consolas" w:hAnsi="Consolas"/>
+          <w:color w:val="660E7A"/>
+          <w:sz w:val="16"/>
+        </w:rPr>
+        <w:t xml:space="preserve">status</w:t>
+      </w:r>
+      <w:r>
+        <w:rPr>
+          <w:rFonts w:ascii="Consolas" w:hAnsi="Consolas"/>
+          <w:color w:val="262626"/>
+          <w:sz w:val="16"/>
+        </w:rPr>
+        <w:t xml:space="preserve">-&gt;</w:t>
+      </w:r>
+      <w:r>
+        <w:rPr>
+          <w:rFonts w:ascii="Consolas" w:hAnsi="Consolas"/>
+          <w:color w:val="660E7A"/>
+          <w:sz w:val="16"/>
+        </w:rPr>
+        <w:t xml:space="preserve">value</w:t>
+      </w:r>
+      <w:r>
+        <w:rPr>
+          <w:rFonts w:ascii="Consolas" w:hAnsi="Consolas"/>
+          <w:color w:val="262626"/>
+          <w:sz w:val="16"/>
+        </w:rPr>
+        <w:t xml:space="preserve">,</w:t>
+      </w:r>
+      <w:r>
         <w:br/>
+      </w:r>
+      <w:r>
+        <w:rPr>
+          <w:rFonts w:ascii="Consolas" w:hAnsi="Consolas"/>
+          <w:color w:val="262626"/>
+          <w:sz w:val="16"/>
+        </w:rPr>
+        <w:t xml:space="preserve">            </w:t>
+      </w:r>
+      <w:r>
+        <w:rPr>
+          <w:rFonts w:ascii="Consolas" w:hAnsi="Consolas"/>
+          <w:color w:val="00733B"/>
+          <w:sz w:val="16"/>
+        </w:rPr>
+        <w:t xml:space="preserve">'updated_at'</w:t>
+      </w:r>
+      <w:r>
+        <w:rPr>
+          <w:rFonts w:ascii="Consolas" w:hAnsi="Consolas"/>
+          <w:color w:val="262626"/>
+          <w:sz w:val="16"/>
+        </w:rPr>
+        <w:t xml:space="preserve"> =&gt; </w:t>
+      </w:r>
+      <w:r>
+        <w:rPr>
+          <w:rFonts w:ascii="Consolas" w:hAnsi="Consolas"/>
+          <w:color w:val="660E7A"/>
+          <w:sz w:val="16"/>
+        </w:rPr>
+        <w:t xml:space="preserve">$this</w:t>
+      </w:r>
+      <w:r>
+        <w:rPr>
+          <w:rFonts w:ascii="Consolas" w:hAnsi="Consolas"/>
+          <w:color w:val="262626"/>
+          <w:sz w:val="16"/>
+        </w:rPr>
+        <w:t xml:space="preserve">-&gt;</w:t>
+      </w:r>
+      <w:r>
+        <w:rPr>
+          <w:rFonts w:ascii="Consolas" w:hAnsi="Consolas"/>
+          <w:color w:val="660E7A"/>
+          <w:sz w:val="16"/>
+        </w:rPr>
+        <w:t xml:space="preserve">tenantOrder</w:t>
+      </w:r>
+      <w:r>
+        <w:rPr>
+          <w:rFonts w:ascii="Consolas" w:hAnsi="Consolas"/>
+          <w:color w:val="262626"/>
+          <w:sz w:val="16"/>
+        </w:rPr>
+        <w:t xml:space="preserve">-&gt;</w:t>
+      </w:r>
+      <w:r>
+        <w:rPr>
+          <w:rFonts w:ascii="Consolas" w:hAnsi="Consolas"/>
+          <w:color w:val="660E7A"/>
+          <w:sz w:val="16"/>
+        </w:rPr>
+        <w:t xml:space="preserve">updated_at</w:t>
+      </w:r>
+      <w:r>
+        <w:rPr>
+          <w:rFonts w:ascii="Consolas" w:hAnsi="Consolas"/>
+          <w:color w:val="262626"/>
+          <w:sz w:val="16"/>
+        </w:rPr>
+        <w:t xml:space="preserve">-&gt;</w:t>
+      </w:r>
+      <w:r>
+        <w:rPr>
+          <w:rFonts w:ascii="Consolas" w:hAnsi="Consolas"/>
+          <w:color w:val="795E26"/>
+          <w:sz w:val="16"/>
+        </w:rPr>
+        <w:t xml:space="preserve">toISOString</w:t>
+      </w:r>
+      <w:r>
+        <w:rPr>
+          <w:rFonts w:ascii="Consolas" w:hAnsi="Consolas"/>
+          <w:color w:val="262626"/>
+          <w:sz w:val="16"/>
+        </w:rPr>
+        <w:t xml:space="preserve">(),</w:t>
+      </w:r>
+      <w:r>
         <w:br/>
-        <w:t xml:space="preserve">    </w:t>
-      </w:r>
-      <w:r>
-        <w:rPr>
-          <w:rFonts w:ascii="Consolas" w:hAnsi="Consolas" w:eastAsia="Consolas"/>
-          <w:color w:val="569CD6"/>
+      </w:r>
+      <w:r>
+        <w:rPr>
+          <w:rFonts w:ascii="Consolas" w:hAnsi="Consolas"/>
+          <w:color w:val="262626"/>
           <w:sz w:val="16"/>
         </w:rPr>
-        <w:t>public</w:t>
-      </w:r>
-      <w:r>
-        <w:rPr>
-          <w:rFonts w:ascii="Consolas" w:hAnsi="Consolas" w:eastAsia="Consolas"/>
-          <w:color w:val="D4D4D4"/>
+        <w:t xml:space="preserve">        ];</w:t>
+      </w:r>
+      <w:r>
+        <w:br/>
+      </w:r>
+      <w:r>
+        <w:rPr>
+          <w:rFonts w:ascii="Consolas" w:hAnsi="Consolas"/>
+          <w:color w:val="262626"/>
           <w:sz w:val="16"/>
         </w:rPr>
-        <w:t xml:space="preserve"> </w:t>
-      </w:r>
-      <w:r>
-        <w:rPr>
-          <w:rFonts w:ascii="Consolas" w:hAnsi="Consolas" w:eastAsia="Consolas"/>
-          <w:color w:val="569CD6"/>
+        <w:t xml:space="preserve">    }</w:t>
+      </w:r>
+      <w:r>
+        <w:br/>
+      </w:r>
+      <w:r>
+        <w:rPr>
+          <w:rFonts w:ascii="Consolas" w:hAnsi="Consolas"/>
+          <w:color w:val="262626"/>
           <w:sz w:val="16"/>
         </w:rPr>
-        <w:t>function</w:t>
-      </w:r>
-      <w:r>
-        <w:rPr>
-          <w:rFonts w:ascii="Consolas" w:hAnsi="Consolas" w:eastAsia="Consolas"/>
-          <w:color w:val="D4D4D4"/>
-          <w:sz w:val="16"/>
-        </w:rPr>
-        <w:t xml:space="preserve"> </w:t>
-      </w:r>
-      <w:r>
-        <w:rPr>
-          <w:rFonts w:ascii="Consolas" w:hAnsi="Consolas" w:eastAsia="Consolas"/>
-          <w:color w:val="DCDCAA"/>
-          <w:sz w:val="16"/>
-        </w:rPr>
-        <w:t>broadcastOn</w:t>
-      </w:r>
-      <w:r>
-        <w:rPr>
-          <w:rFonts w:ascii="Consolas" w:hAnsi="Consolas" w:eastAsia="Consolas"/>
-          <w:color w:val="D4D4D4"/>
-          <w:sz w:val="16"/>
-        </w:rPr>
-        <w:t>(</w:t>
-      </w:r>
-      <w:r>
-        <w:rPr>
-          <w:rFonts w:ascii="Consolas" w:hAnsi="Consolas" w:eastAsia="Consolas"/>
-          <w:color w:val="D4D4D4"/>
-          <w:sz w:val="16"/>
-        </w:rPr>
-        <w:t>)</w:t>
-      </w:r>
-      <w:r>
-        <w:rPr>
-          <w:rFonts w:ascii="Consolas" w:hAnsi="Consolas" w:eastAsia="Consolas"/>
-          <w:color w:val="D4D4D4"/>
-          <w:sz w:val="16"/>
-        </w:rPr>
-        <w:t>:</w:t>
-      </w:r>
-      <w:r>
-        <w:rPr>
-          <w:rFonts w:ascii="Consolas" w:hAnsi="Consolas" w:eastAsia="Consolas"/>
-          <w:color w:val="D4D4D4"/>
-          <w:sz w:val="16"/>
-        </w:rPr>
-        <w:t xml:space="preserve"> </w:t>
-      </w:r>
-      <w:r>
-        <w:rPr>
-          <w:rFonts w:ascii="Consolas" w:hAnsi="Consolas" w:eastAsia="Consolas"/>
-          <w:color w:val="569CD6"/>
-          <w:sz w:val="16"/>
-        </w:rPr>
-        <w:t>array</w:t>
-      </w:r>
-      <w:r>
-        <w:rPr>
-          <w:rFonts w:ascii="Consolas" w:hAnsi="Consolas" w:eastAsia="Consolas"/>
-          <w:color w:val="D4D4D4"/>
-          <w:sz w:val="16"/>
-        </w:rPr>
-        <w:br/>
-        <w:t xml:space="preserve">    </w:t>
-      </w:r>
-      <w:r>
-        <w:rPr>
-          <w:rFonts w:ascii="Consolas" w:hAnsi="Consolas" w:eastAsia="Consolas"/>
-          <w:color w:val="D4D4D4"/>
-          <w:sz w:val="16"/>
-        </w:rPr>
-        <w:t>{</w:t>
-      </w:r>
-      <w:r>
-        <w:rPr>
-          <w:rFonts w:ascii="Consolas" w:hAnsi="Consolas" w:eastAsia="Consolas"/>
-          <w:color w:val="D4D4D4"/>
-          <w:sz w:val="16"/>
-        </w:rPr>
-        <w:br/>
-        <w:t xml:space="preserve">        </w:t>
-      </w:r>
-      <w:r>
-        <w:rPr>
-          <w:rFonts w:ascii="Consolas" w:hAnsi="Consolas" w:eastAsia="Consolas"/>
-          <w:color w:val="569CD6"/>
-          <w:sz w:val="16"/>
-        </w:rPr>
-        <w:t>return</w:t>
-      </w:r>
-      <w:r>
-        <w:rPr>
-          <w:rFonts w:ascii="Consolas" w:hAnsi="Consolas" w:eastAsia="Consolas"/>
-          <w:color w:val="D4D4D4"/>
-          <w:sz w:val="16"/>
-        </w:rPr>
-        <w:t xml:space="preserve"> </w:t>
-      </w:r>
-      <w:r>
-        <w:rPr>
-          <w:rFonts w:ascii="Consolas" w:hAnsi="Consolas" w:eastAsia="Consolas"/>
-          <w:color w:val="D4D4D4"/>
-          <w:sz w:val="16"/>
-        </w:rPr>
-        <w:t>[</w:t>
-      </w:r>
-      <w:r>
-        <w:rPr>
-          <w:rFonts w:ascii="Consolas" w:hAnsi="Consolas" w:eastAsia="Consolas"/>
-          <w:color w:val="569CD6"/>
-          <w:sz w:val="16"/>
-        </w:rPr>
-        <w:t>new</w:t>
-      </w:r>
-      <w:r>
-        <w:rPr>
-          <w:rFonts w:ascii="Consolas" w:hAnsi="Consolas" w:eastAsia="Consolas"/>
-          <w:color w:val="D4D4D4"/>
-          <w:sz w:val="16"/>
-        </w:rPr>
-        <w:t xml:space="preserve"> </w:t>
-      </w:r>
-      <w:r>
-        <w:rPr>
-          <w:rFonts w:ascii="Consolas" w:hAnsi="Consolas" w:eastAsia="Consolas"/>
-          <w:color w:val="DCDCAA"/>
-          <w:sz w:val="16"/>
-        </w:rPr>
-        <w:t>PrivateChannel</w:t>
-      </w:r>
-      <w:r>
-        <w:rPr>
-          <w:rFonts w:ascii="Consolas" w:hAnsi="Consolas" w:eastAsia="Consolas"/>
-          <w:color w:val="D4D4D4"/>
-          <w:sz w:val="16"/>
-        </w:rPr>
-        <w:t>(</w:t>
-      </w:r>
-      <w:r>
-        <w:rPr>
-          <w:rFonts w:ascii="Consolas" w:hAnsi="Consolas" w:eastAsia="Consolas"/>
-          <w:color w:val="D4D4D4"/>
-          <w:sz w:val="16"/>
-        </w:rPr>
-        <w:br/>
-        <w:t xml:space="preserve">            </w:t>
-      </w:r>
-      <w:r>
-        <w:rPr>
-          <w:rFonts w:ascii="Consolas" w:hAnsi="Consolas" w:eastAsia="Consolas"/>
-          <w:color w:val="CE9178"/>
-          <w:sz w:val="16"/>
-        </w:rPr>
-        <w:t>"tenant.{$this-&gt;tenantOrder-&gt;tenant_id}.kds"</w:t>
-      </w:r>
-      <w:r>
-        <w:rPr>
-          <w:rFonts w:ascii="Consolas" w:hAnsi="Consolas" w:eastAsia="Consolas"/>
-          <w:color w:val="D4D4D4"/>
-          <w:sz w:val="16"/>
-        </w:rPr>
-        <w:br/>
-        <w:t xml:space="preserve">        </w:t>
-      </w:r>
-      <w:r>
-        <w:rPr>
-          <w:rFonts w:ascii="Consolas" w:hAnsi="Consolas" w:eastAsia="Consolas"/>
-          <w:color w:val="D4D4D4"/>
-          <w:sz w:val="16"/>
-        </w:rPr>
-        <w:t>)</w:t>
-      </w:r>
-      <w:r>
-        <w:rPr>
-          <w:rFonts w:ascii="Consolas" w:hAnsi="Consolas" w:eastAsia="Consolas"/>
-          <w:color w:val="D4D4D4"/>
-          <w:sz w:val="16"/>
-        </w:rPr>
-        <w:t>]</w:t>
-      </w:r>
-      <w:r>
-        <w:rPr>
-          <w:rFonts w:ascii="Consolas" w:hAnsi="Consolas" w:eastAsia="Consolas"/>
-          <w:color w:val="D4D4D4"/>
-          <w:sz w:val="16"/>
-        </w:rPr>
-        <w:t>;</w:t>
-      </w:r>
-      <w:r>
-        <w:rPr>
-          <w:rFonts w:ascii="Consolas" w:hAnsi="Consolas" w:eastAsia="Consolas"/>
-          <w:color w:val="D4D4D4"/>
-          <w:sz w:val="16"/>
-        </w:rPr>
-        <w:br/>
-        <w:t xml:space="preserve">    </w:t>
-      </w:r>
-      <w:r>
-        <w:rPr>
-          <w:rFonts w:ascii="Consolas" w:hAnsi="Consolas" w:eastAsia="Consolas"/>
-          <w:color w:val="D4D4D4"/>
-          <w:sz w:val="16"/>
-        </w:rPr>
-        <w:t>}</w:t>
-      </w:r>
-      <w:r>
-        <w:rPr>
-          <w:rFonts w:ascii="Consolas" w:hAnsi="Consolas" w:eastAsia="Consolas"/>
-          <w:color w:val="D4D4D4"/>
-          <w:sz w:val="16"/>
-        </w:rPr>
-        <w:br/>
-        <w:br/>
-        <w:t xml:space="preserve">    </w:t>
-      </w:r>
-      <w:r>
-        <w:rPr>
-          <w:rFonts w:ascii="Consolas" w:hAnsi="Consolas" w:eastAsia="Consolas"/>
-          <w:color w:val="569CD6"/>
-          <w:sz w:val="16"/>
-        </w:rPr>
-        <w:t>public</w:t>
-      </w:r>
-      <w:r>
-        <w:rPr>
-          <w:rFonts w:ascii="Consolas" w:hAnsi="Consolas" w:eastAsia="Consolas"/>
-          <w:color w:val="D4D4D4"/>
-          <w:sz w:val="16"/>
-        </w:rPr>
-        <w:t xml:space="preserve"> </w:t>
-      </w:r>
-      <w:r>
-        <w:rPr>
-          <w:rFonts w:ascii="Consolas" w:hAnsi="Consolas" w:eastAsia="Consolas"/>
-          <w:color w:val="569CD6"/>
-          <w:sz w:val="16"/>
-        </w:rPr>
-        <w:t>function</w:t>
-      </w:r>
-      <w:r>
-        <w:rPr>
-          <w:rFonts w:ascii="Consolas" w:hAnsi="Consolas" w:eastAsia="Consolas"/>
-          <w:color w:val="D4D4D4"/>
-          <w:sz w:val="16"/>
-        </w:rPr>
-        <w:t xml:space="preserve"> </w:t>
-      </w:r>
-      <w:r>
-        <w:rPr>
-          <w:rFonts w:ascii="Consolas" w:hAnsi="Consolas" w:eastAsia="Consolas"/>
-          <w:color w:val="DCDCAA"/>
-          <w:sz w:val="16"/>
-        </w:rPr>
-        <w:t>broadcastWith</w:t>
-      </w:r>
-      <w:r>
-        <w:rPr>
-          <w:rFonts w:ascii="Consolas" w:hAnsi="Consolas" w:eastAsia="Consolas"/>
-          <w:color w:val="D4D4D4"/>
-          <w:sz w:val="16"/>
-        </w:rPr>
-        <w:t>(</w:t>
-      </w:r>
-      <w:r>
-        <w:rPr>
-          <w:rFonts w:ascii="Consolas" w:hAnsi="Consolas" w:eastAsia="Consolas"/>
-          <w:color w:val="D4D4D4"/>
-          <w:sz w:val="16"/>
-        </w:rPr>
-        <w:t>)</w:t>
-      </w:r>
-      <w:r>
-        <w:rPr>
-          <w:rFonts w:ascii="Consolas" w:hAnsi="Consolas" w:eastAsia="Consolas"/>
-          <w:color w:val="D4D4D4"/>
-          <w:sz w:val="16"/>
-        </w:rPr>
-        <w:t>:</w:t>
-      </w:r>
-      <w:r>
-        <w:rPr>
-          <w:rFonts w:ascii="Consolas" w:hAnsi="Consolas" w:eastAsia="Consolas"/>
-          <w:color w:val="D4D4D4"/>
-          <w:sz w:val="16"/>
-        </w:rPr>
-        <w:t xml:space="preserve"> </w:t>
-      </w:r>
-      <w:r>
-        <w:rPr>
-          <w:rFonts w:ascii="Consolas" w:hAnsi="Consolas" w:eastAsia="Consolas"/>
-          <w:color w:val="569CD6"/>
-          <w:sz w:val="16"/>
-        </w:rPr>
-        <w:t>array</w:t>
-      </w:r>
-      <w:r>
-        <w:rPr>
-          <w:rFonts w:ascii="Consolas" w:hAnsi="Consolas" w:eastAsia="Consolas"/>
-          <w:color w:val="D4D4D4"/>
-          <w:sz w:val="16"/>
-        </w:rPr>
-        <w:br/>
-        <w:t xml:space="preserve">    </w:t>
-      </w:r>
-      <w:r>
-        <w:rPr>
-          <w:rFonts w:ascii="Consolas" w:hAnsi="Consolas" w:eastAsia="Consolas"/>
-          <w:color w:val="D4D4D4"/>
-          <w:sz w:val="16"/>
-        </w:rPr>
-        <w:t>{</w:t>
-      </w:r>
-      <w:r>
-        <w:rPr>
-          <w:rFonts w:ascii="Consolas" w:hAnsi="Consolas" w:eastAsia="Consolas"/>
-          <w:color w:val="D4D4D4"/>
-          <w:sz w:val="16"/>
-        </w:rPr>
-        <w:br/>
-        <w:t xml:space="preserve">        </w:t>
-      </w:r>
-      <w:r>
-        <w:rPr>
-          <w:rFonts w:ascii="Consolas" w:hAnsi="Consolas" w:eastAsia="Consolas"/>
-          <w:color w:val="569CD6"/>
-          <w:sz w:val="16"/>
-        </w:rPr>
-        <w:t>return</w:t>
-      </w:r>
-      <w:r>
-        <w:rPr>
-          <w:rFonts w:ascii="Consolas" w:hAnsi="Consolas" w:eastAsia="Consolas"/>
-          <w:color w:val="D4D4D4"/>
-          <w:sz w:val="16"/>
-        </w:rPr>
-        <w:t xml:space="preserve"> </w:t>
-      </w:r>
-      <w:r>
-        <w:rPr>
-          <w:rFonts w:ascii="Consolas" w:hAnsi="Consolas" w:eastAsia="Consolas"/>
-          <w:color w:val="D4D4D4"/>
-          <w:sz w:val="16"/>
-        </w:rPr>
-        <w:t>[</w:t>
-      </w:r>
-      <w:r>
-        <w:rPr>
-          <w:rFonts w:ascii="Consolas" w:hAnsi="Consolas" w:eastAsia="Consolas"/>
-          <w:color w:val="D4D4D4"/>
-          <w:sz w:val="16"/>
-        </w:rPr>
-        <w:br/>
-        <w:t xml:space="preserve">            </w:t>
-      </w:r>
-      <w:r>
-        <w:rPr>
-          <w:rFonts w:ascii="Consolas" w:hAnsi="Consolas" w:eastAsia="Consolas"/>
-          <w:color w:val="CE9178"/>
-          <w:sz w:val="16"/>
-        </w:rPr>
-        <w:t>'id'</w:t>
-      </w:r>
-      <w:r>
-        <w:rPr>
-          <w:rFonts w:ascii="Consolas" w:hAnsi="Consolas" w:eastAsia="Consolas"/>
-          <w:color w:val="D4D4D4"/>
-          <w:sz w:val="16"/>
-        </w:rPr>
-        <w:t xml:space="preserve"> </w:t>
-      </w:r>
-      <w:r>
-        <w:rPr>
-          <w:rFonts w:ascii="Consolas" w:hAnsi="Consolas" w:eastAsia="Consolas"/>
-          <w:color w:val="D4D4D4"/>
-          <w:sz w:val="16"/>
-        </w:rPr>
-        <w:t>=</w:t>
-      </w:r>
-      <w:r>
-        <w:rPr>
-          <w:rFonts w:ascii="Consolas" w:hAnsi="Consolas" w:eastAsia="Consolas"/>
-          <w:color w:val="D4D4D4"/>
-          <w:sz w:val="16"/>
-        </w:rPr>
-        <w:t>&gt;</w:t>
-      </w:r>
-      <w:r>
-        <w:rPr>
-          <w:rFonts w:ascii="Consolas" w:hAnsi="Consolas" w:eastAsia="Consolas"/>
-          <w:color w:val="D4D4D4"/>
-          <w:sz w:val="16"/>
-        </w:rPr>
-        <w:t xml:space="preserve"> </w:t>
-      </w:r>
-      <w:r>
-        <w:rPr>
-          <w:rFonts w:ascii="Consolas" w:hAnsi="Consolas" w:eastAsia="Consolas"/>
-          <w:color w:val="9CDCFE"/>
-          <w:sz w:val="16"/>
-        </w:rPr>
-        <w:t>$this</w:t>
-      </w:r>
-      <w:r>
-        <w:rPr>
-          <w:rFonts w:ascii="Consolas" w:hAnsi="Consolas" w:eastAsia="Consolas"/>
-          <w:color w:val="D4D4D4"/>
-          <w:sz w:val="16"/>
-        </w:rPr>
-        <w:t>-</w:t>
-      </w:r>
-      <w:r>
-        <w:rPr>
-          <w:rFonts w:ascii="Consolas" w:hAnsi="Consolas" w:eastAsia="Consolas"/>
-          <w:color w:val="D4D4D4"/>
-          <w:sz w:val="16"/>
-        </w:rPr>
-        <w:t>&gt;</w:t>
-      </w:r>
-      <w:r>
-        <w:rPr>
-          <w:rFonts w:ascii="Consolas" w:hAnsi="Consolas" w:eastAsia="Consolas"/>
-          <w:color w:val="D4D4D4"/>
-          <w:sz w:val="16"/>
-        </w:rPr>
-        <w:t>tenantOrder</w:t>
-      </w:r>
-      <w:r>
-        <w:rPr>
-          <w:rFonts w:ascii="Consolas" w:hAnsi="Consolas" w:eastAsia="Consolas"/>
-          <w:color w:val="D4D4D4"/>
-          <w:sz w:val="16"/>
-        </w:rPr>
-        <w:t>-</w:t>
-      </w:r>
-      <w:r>
-        <w:rPr>
-          <w:rFonts w:ascii="Consolas" w:hAnsi="Consolas" w:eastAsia="Consolas"/>
-          <w:color w:val="D4D4D4"/>
-          <w:sz w:val="16"/>
-        </w:rPr>
-        <w:t>&gt;</w:t>
-      </w:r>
-      <w:r>
-        <w:rPr>
-          <w:rFonts w:ascii="Consolas" w:hAnsi="Consolas" w:eastAsia="Consolas"/>
-          <w:color w:val="D4D4D4"/>
-          <w:sz w:val="16"/>
-        </w:rPr>
-        <w:t>id</w:t>
-      </w:r>
-      <w:r>
-        <w:rPr>
-          <w:rFonts w:ascii="Consolas" w:hAnsi="Consolas" w:eastAsia="Consolas"/>
-          <w:color w:val="D4D4D4"/>
-          <w:sz w:val="16"/>
-        </w:rPr>
-        <w:t>,</w:t>
-      </w:r>
-      <w:r>
-        <w:rPr>
-          <w:rFonts w:ascii="Consolas" w:hAnsi="Consolas" w:eastAsia="Consolas"/>
-          <w:color w:val="D4D4D4"/>
-          <w:sz w:val="16"/>
-        </w:rPr>
-        <w:br/>
-        <w:t xml:space="preserve">            </w:t>
-      </w:r>
-      <w:r>
-        <w:rPr>
-          <w:rFonts w:ascii="Consolas" w:hAnsi="Consolas" w:eastAsia="Consolas"/>
-          <w:color w:val="CE9178"/>
-          <w:sz w:val="16"/>
-        </w:rPr>
-        <w:t>'status'</w:t>
-      </w:r>
-      <w:r>
-        <w:rPr>
-          <w:rFonts w:ascii="Consolas" w:hAnsi="Consolas" w:eastAsia="Consolas"/>
-          <w:color w:val="D4D4D4"/>
-          <w:sz w:val="16"/>
-        </w:rPr>
-        <w:t xml:space="preserve"> </w:t>
-      </w:r>
-      <w:r>
-        <w:rPr>
-          <w:rFonts w:ascii="Consolas" w:hAnsi="Consolas" w:eastAsia="Consolas"/>
-          <w:color w:val="D4D4D4"/>
-          <w:sz w:val="16"/>
-        </w:rPr>
-        <w:t>=</w:t>
-      </w:r>
-      <w:r>
-        <w:rPr>
-          <w:rFonts w:ascii="Consolas" w:hAnsi="Consolas" w:eastAsia="Consolas"/>
-          <w:color w:val="D4D4D4"/>
-          <w:sz w:val="16"/>
-        </w:rPr>
-        <w:t>&gt;</w:t>
-      </w:r>
-      <w:r>
-        <w:rPr>
-          <w:rFonts w:ascii="Consolas" w:hAnsi="Consolas" w:eastAsia="Consolas"/>
-          <w:color w:val="D4D4D4"/>
-          <w:sz w:val="16"/>
-        </w:rPr>
-        <w:t xml:space="preserve"> </w:t>
-      </w:r>
-      <w:r>
-        <w:rPr>
-          <w:rFonts w:ascii="Consolas" w:hAnsi="Consolas" w:eastAsia="Consolas"/>
-          <w:color w:val="9CDCFE"/>
-          <w:sz w:val="16"/>
-        </w:rPr>
-        <w:t>$this</w:t>
-      </w:r>
-      <w:r>
-        <w:rPr>
-          <w:rFonts w:ascii="Consolas" w:hAnsi="Consolas" w:eastAsia="Consolas"/>
-          <w:color w:val="D4D4D4"/>
-          <w:sz w:val="16"/>
-        </w:rPr>
-        <w:t>-</w:t>
-      </w:r>
-      <w:r>
-        <w:rPr>
-          <w:rFonts w:ascii="Consolas" w:hAnsi="Consolas" w:eastAsia="Consolas"/>
-          <w:color w:val="D4D4D4"/>
-          <w:sz w:val="16"/>
-        </w:rPr>
-        <w:t>&gt;</w:t>
-      </w:r>
-      <w:r>
-        <w:rPr>
-          <w:rFonts w:ascii="Consolas" w:hAnsi="Consolas" w:eastAsia="Consolas"/>
-          <w:color w:val="D4D4D4"/>
-          <w:sz w:val="16"/>
-        </w:rPr>
-        <w:t>tenantOrder</w:t>
-      </w:r>
-      <w:r>
-        <w:rPr>
-          <w:rFonts w:ascii="Consolas" w:hAnsi="Consolas" w:eastAsia="Consolas"/>
-          <w:color w:val="D4D4D4"/>
-          <w:sz w:val="16"/>
-        </w:rPr>
-        <w:t>-</w:t>
-      </w:r>
-      <w:r>
-        <w:rPr>
-          <w:rFonts w:ascii="Consolas" w:hAnsi="Consolas" w:eastAsia="Consolas"/>
-          <w:color w:val="D4D4D4"/>
-          <w:sz w:val="16"/>
-        </w:rPr>
-        <w:t>&gt;</w:t>
-      </w:r>
-      <w:r>
-        <w:rPr>
-          <w:rFonts w:ascii="Consolas" w:hAnsi="Consolas" w:eastAsia="Consolas"/>
-          <w:color w:val="D4D4D4"/>
-          <w:sz w:val="16"/>
-        </w:rPr>
-        <w:t>status</w:t>
-      </w:r>
-      <w:r>
-        <w:rPr>
-          <w:rFonts w:ascii="Consolas" w:hAnsi="Consolas" w:eastAsia="Consolas"/>
-          <w:color w:val="D4D4D4"/>
-          <w:sz w:val="16"/>
-        </w:rPr>
-        <w:t>-</w:t>
-      </w:r>
-      <w:r>
-        <w:rPr>
-          <w:rFonts w:ascii="Consolas" w:hAnsi="Consolas" w:eastAsia="Consolas"/>
-          <w:color w:val="D4D4D4"/>
-          <w:sz w:val="16"/>
-        </w:rPr>
-        <w:t>&gt;</w:t>
-      </w:r>
-      <w:r>
-        <w:rPr>
-          <w:rFonts w:ascii="Consolas" w:hAnsi="Consolas" w:eastAsia="Consolas"/>
-          <w:color w:val="D4D4D4"/>
-          <w:sz w:val="16"/>
-        </w:rPr>
-        <w:t>value</w:t>
-      </w:r>
-      <w:r>
-        <w:rPr>
-          <w:rFonts w:ascii="Consolas" w:hAnsi="Consolas" w:eastAsia="Consolas"/>
-          <w:color w:val="D4D4D4"/>
-          <w:sz w:val="16"/>
-        </w:rPr>
-        <w:t>,</w:t>
-      </w:r>
-      <w:r>
-        <w:rPr>
-          <w:rFonts w:ascii="Consolas" w:hAnsi="Consolas" w:eastAsia="Consolas"/>
-          <w:color w:val="D4D4D4"/>
-          <w:sz w:val="16"/>
-        </w:rPr>
-        <w:br/>
-        <w:t xml:space="preserve">            </w:t>
-      </w:r>
-      <w:r>
-        <w:rPr>
-          <w:rFonts w:ascii="Consolas" w:hAnsi="Consolas" w:eastAsia="Consolas"/>
-          <w:color w:val="CE9178"/>
-          <w:sz w:val="16"/>
-        </w:rPr>
-        <w:t>'updated_at'</w:t>
-      </w:r>
-      <w:r>
-        <w:rPr>
-          <w:rFonts w:ascii="Consolas" w:hAnsi="Consolas" w:eastAsia="Consolas"/>
-          <w:color w:val="D4D4D4"/>
-          <w:sz w:val="16"/>
-        </w:rPr>
-        <w:t xml:space="preserve"> </w:t>
-      </w:r>
-      <w:r>
-        <w:rPr>
-          <w:rFonts w:ascii="Consolas" w:hAnsi="Consolas" w:eastAsia="Consolas"/>
-          <w:color w:val="D4D4D4"/>
-          <w:sz w:val="16"/>
-        </w:rPr>
-        <w:t>=</w:t>
-      </w:r>
-      <w:r>
-        <w:rPr>
-          <w:rFonts w:ascii="Consolas" w:hAnsi="Consolas" w:eastAsia="Consolas"/>
-          <w:color w:val="D4D4D4"/>
-          <w:sz w:val="16"/>
-        </w:rPr>
-        <w:t>&gt;</w:t>
-      </w:r>
-      <w:r>
-        <w:rPr>
-          <w:rFonts w:ascii="Consolas" w:hAnsi="Consolas" w:eastAsia="Consolas"/>
-          <w:color w:val="D4D4D4"/>
-          <w:sz w:val="16"/>
-        </w:rPr>
-        <w:t xml:space="preserve"> </w:t>
-      </w:r>
-      <w:r>
-        <w:rPr>
-          <w:rFonts w:ascii="Consolas" w:hAnsi="Consolas" w:eastAsia="Consolas"/>
-          <w:color w:val="9CDCFE"/>
-          <w:sz w:val="16"/>
-        </w:rPr>
-        <w:t>$this</w:t>
-      </w:r>
-      <w:r>
-        <w:rPr>
-          <w:rFonts w:ascii="Consolas" w:hAnsi="Consolas" w:eastAsia="Consolas"/>
-          <w:color w:val="D4D4D4"/>
-          <w:sz w:val="16"/>
-        </w:rPr>
-        <w:t>-</w:t>
-      </w:r>
-      <w:r>
-        <w:rPr>
-          <w:rFonts w:ascii="Consolas" w:hAnsi="Consolas" w:eastAsia="Consolas"/>
-          <w:color w:val="D4D4D4"/>
-          <w:sz w:val="16"/>
-        </w:rPr>
-        <w:t>&gt;</w:t>
-      </w:r>
-      <w:r>
-        <w:rPr>
-          <w:rFonts w:ascii="Consolas" w:hAnsi="Consolas" w:eastAsia="Consolas"/>
-          <w:color w:val="D4D4D4"/>
-          <w:sz w:val="16"/>
-        </w:rPr>
-        <w:t>tenantOrder</w:t>
-      </w:r>
-      <w:r>
-        <w:rPr>
-          <w:rFonts w:ascii="Consolas" w:hAnsi="Consolas" w:eastAsia="Consolas"/>
-          <w:color w:val="D4D4D4"/>
-          <w:sz w:val="16"/>
-        </w:rPr>
-        <w:t>-</w:t>
-      </w:r>
-      <w:r>
-        <w:rPr>
-          <w:rFonts w:ascii="Consolas" w:hAnsi="Consolas" w:eastAsia="Consolas"/>
-          <w:color w:val="D4D4D4"/>
-          <w:sz w:val="16"/>
-        </w:rPr>
-        <w:t>&gt;</w:t>
-      </w:r>
-      <w:r>
-        <w:rPr>
-          <w:rFonts w:ascii="Consolas" w:hAnsi="Consolas" w:eastAsia="Consolas"/>
-          <w:color w:val="D4D4D4"/>
-          <w:sz w:val="16"/>
-        </w:rPr>
-        <w:t>updated_at</w:t>
-      </w:r>
-      <w:r>
-        <w:rPr>
-          <w:rFonts w:ascii="Consolas" w:hAnsi="Consolas" w:eastAsia="Consolas"/>
-          <w:color w:val="D4D4D4"/>
-          <w:sz w:val="16"/>
-        </w:rPr>
-        <w:t>-</w:t>
-      </w:r>
-      <w:r>
-        <w:rPr>
-          <w:rFonts w:ascii="Consolas" w:hAnsi="Consolas" w:eastAsia="Consolas"/>
-          <w:color w:val="D4D4D4"/>
-          <w:sz w:val="16"/>
-        </w:rPr>
-        <w:t>&gt;</w:t>
-      </w:r>
-      <w:r>
-        <w:rPr>
-          <w:rFonts w:ascii="Consolas" w:hAnsi="Consolas" w:eastAsia="Consolas"/>
-          <w:color w:val="DCDCAA"/>
-          <w:sz w:val="16"/>
-        </w:rPr>
-        <w:t>toISOString</w:t>
-      </w:r>
-      <w:r>
-        <w:rPr>
-          <w:rFonts w:ascii="Consolas" w:hAnsi="Consolas" w:eastAsia="Consolas"/>
-          <w:color w:val="D4D4D4"/>
-          <w:sz w:val="16"/>
-        </w:rPr>
-        <w:t>(</w:t>
-      </w:r>
-      <w:r>
-        <w:rPr>
-          <w:rFonts w:ascii="Consolas" w:hAnsi="Consolas" w:eastAsia="Consolas"/>
-          <w:color w:val="D4D4D4"/>
-          <w:sz w:val="16"/>
-        </w:rPr>
-        <w:t>)</w:t>
-      </w:r>
-      <w:r>
-        <w:rPr>
-          <w:rFonts w:ascii="Consolas" w:hAnsi="Consolas" w:eastAsia="Consolas"/>
-          <w:color w:val="D4D4D4"/>
-          <w:sz w:val="16"/>
-        </w:rPr>
-        <w:t>,</w:t>
-      </w:r>
-      <w:r>
-        <w:rPr>
-          <w:rFonts w:ascii="Consolas" w:hAnsi="Consolas" w:eastAsia="Consolas"/>
-          <w:color w:val="D4D4D4"/>
-          <w:sz w:val="16"/>
-        </w:rPr>
-        <w:br/>
-        <w:t xml:space="preserve">        </w:t>
-      </w:r>
-      <w:r>
-        <w:rPr>
-          <w:rFonts w:ascii="Consolas" w:hAnsi="Consolas" w:eastAsia="Consolas"/>
-          <w:color w:val="D4D4D4"/>
-          <w:sz w:val="16"/>
-        </w:rPr>
-        <w:t>]</w:t>
-      </w:r>
-      <w:r>
-        <w:rPr>
-          <w:rFonts w:ascii="Consolas" w:hAnsi="Consolas" w:eastAsia="Consolas"/>
-          <w:color w:val="D4D4D4"/>
-          <w:sz w:val="16"/>
-        </w:rPr>
-        <w:t>;</w:t>
-      </w:r>
-      <w:r>
-        <w:rPr>
-          <w:rFonts w:ascii="Consolas" w:hAnsi="Consolas" w:eastAsia="Consolas"/>
-          <w:color w:val="D4D4D4"/>
-          <w:sz w:val="16"/>
-        </w:rPr>
-        <w:br/>
-        <w:t xml:space="preserve">    </w:t>
-      </w:r>
-      <w:r>
-        <w:rPr>
-          <w:rFonts w:ascii="Consolas" w:hAnsi="Consolas" w:eastAsia="Consolas"/>
-          <w:color w:val="D4D4D4"/>
-          <w:sz w:val="16"/>
-        </w:rPr>
-        <w:t>}</w:t>
-      </w:r>
-      <w:r>
-        <w:rPr>
-          <w:rFonts w:ascii="Consolas" w:hAnsi="Consolas" w:eastAsia="Consolas"/>
-          <w:color w:val="D4D4D4"/>
-          <w:sz w:val="16"/>
-        </w:rPr>
-        <w:br/>
-      </w:r>
-      <w:r>
-        <w:rPr>
-          <w:rFonts w:ascii="Consolas" w:hAnsi="Consolas" w:eastAsia="Consolas"/>
-          <w:color w:val="D4D4D4"/>
-          <w:sz w:val="16"/>
-        </w:rPr>
-        <w:t>}</w:t>
+        <w:t xml:space="preserve">}</w:t>
       </w:r>
     </w:p>
     <w:p>
       <w:pPr>
         <w:pStyle w:val="CodeHeader"/>
-        <w:shd w:fill="2D2D30"/>
         <w:keepNext/>
         <w:pBdr>
-          <w:left w:val="single" w:sz="4" w:space="8" w:color="2D2D30"/>
+          <w:left w:val="single" w:sz="12" w:space="8" w:color="B8DDE0"/>
         </w:pBdr>
+        <w:shd w:val="clear" w:color="auto" w:fill="E4EAED"/>
       </w:pPr>
       <w:r>
-        <w:t>LANDASAN TEKNIS — routes/channels.php   •   PHP</w:t>
+        <w:rPr>
+          <w:rFonts w:ascii="Consolas" w:hAnsi="Consolas"/>
+          <w:b/>
+          <w:color w:val="262626"/>
+          <w:sz w:val="16"/>
+        </w:rPr>
+        <w:t xml:space="preserve">LANDASAN TEKNIS — routes/channels.php   •   PHP</w:t>
       </w:r>
     </w:p>
     <w:p>
       <w:pPr>
         <w:pStyle w:val="CodeBlock"/>
-        <w:shd w:fill="1E1E1E"/>
         <w:keepLines/>
         <w:pBdr>
-          <w:left w:val="single" w:sz="4" w:space="8" w:color="1E1E1E"/>
+          <w:left w:val="single" w:sz="12" w:space="8" w:color="B8DDE0"/>
         </w:pBdr>
+        <w:shd w:val="clear" w:color="auto" w:fill="F2F3F7"/>
       </w:pPr>
       <w:r>
         <w:rPr>
-          <w:rFonts w:ascii="Consolas" w:hAnsi="Consolas" w:eastAsia="Consolas"/>
-          <w:color w:val="4EC9B0"/>
+          <w:rFonts w:ascii="Consolas" w:hAnsi="Consolas"/>
+          <w:color w:val="267F99"/>
           <w:sz w:val="16"/>
         </w:rPr>
-        <w:t>Broadcast</w:t>
-      </w:r>
-      <w:r>
-        <w:rPr>
-          <w:rFonts w:ascii="Consolas" w:hAnsi="Consolas" w:eastAsia="Consolas"/>
-          <w:color w:val="D4D4D4"/>
+        <w:t xml:space="preserve">Broadcast</w:t>
+      </w:r>
+      <w:r>
+        <w:rPr>
+          <w:rFonts w:ascii="Consolas" w:hAnsi="Consolas"/>
+          <w:color w:val="262626"/>
           <w:sz w:val="16"/>
         </w:rPr>
-        <w:t>:</w:t>
-      </w:r>
-      <w:r>
-        <w:rPr>
-          <w:rFonts w:ascii="Consolas" w:hAnsi="Consolas" w:eastAsia="Consolas"/>
-          <w:color w:val="D4D4D4"/>
+        <w:t xml:space="preserve">::</w:t>
+      </w:r>
+      <w:r>
+        <w:rPr>
+          <w:rFonts w:ascii="Consolas" w:hAnsi="Consolas"/>
+          <w:color w:val="795E26"/>
           <w:sz w:val="16"/>
         </w:rPr>
-        <w:t>:</w:t>
-      </w:r>
-      <w:r>
-        <w:rPr>
-          <w:rFonts w:ascii="Consolas" w:hAnsi="Consolas" w:eastAsia="Consolas"/>
-          <w:color w:val="DCDCAA"/>
+        <w:t xml:space="preserve">channel</w:t>
+      </w:r>
+      <w:r>
+        <w:rPr>
+          <w:rFonts w:ascii="Consolas" w:hAnsi="Consolas"/>
+          <w:color w:val="262626"/>
           <w:sz w:val="16"/>
         </w:rPr>
-        <w:t>channel</w:t>
-      </w:r>
-      <w:r>
-        <w:rPr>
-          <w:rFonts w:ascii="Consolas" w:hAnsi="Consolas" w:eastAsia="Consolas"/>
-          <w:color w:val="D4D4D4"/>
+        <w:t xml:space="preserve">(</w:t>
+      </w:r>
+      <w:r>
+        <w:br/>
+      </w:r>
+      <w:r>
+        <w:rPr>
+          <w:rFonts w:ascii="Consolas" w:hAnsi="Consolas"/>
+          <w:color w:val="262626"/>
           <w:sz w:val="16"/>
         </w:rPr>
-        <w:t>(</w:t>
-      </w:r>
-      <w:r>
-        <w:rPr>
-          <w:rFonts w:ascii="Consolas" w:hAnsi="Consolas" w:eastAsia="Consolas"/>
-          <w:color w:val="D4D4D4"/>
+        <w:t xml:space="preserve">    </w:t>
+      </w:r>
+      <w:r>
+        <w:rPr>
+          <w:rFonts w:ascii="Consolas" w:hAnsi="Consolas"/>
+          <w:color w:val="00733B"/>
           <w:sz w:val="16"/>
         </w:rPr>
+        <w:t xml:space="preserve">'tenant.{tenantId}.kds'</w:t>
+      </w:r>
+      <w:r>
+        <w:rPr>
+          <w:rFonts w:ascii="Consolas" w:hAnsi="Consolas"/>
+          <w:color w:val="262626"/>
+          <w:sz w:val="16"/>
+        </w:rPr>
+        <w:t xml:space="preserve">,</w:t>
+      </w:r>
+      <w:r>
         <w:br/>
+      </w:r>
+      <w:r>
+        <w:rPr>
+          <w:rFonts w:ascii="Consolas" w:hAnsi="Consolas"/>
+          <w:color w:val="262626"/>
+          <w:sz w:val="16"/>
+        </w:rPr>
         <w:t xml:space="preserve">    </w:t>
       </w:r>
       <w:r>
         <w:rPr>
-          <w:rFonts w:ascii="Consolas" w:hAnsi="Consolas" w:eastAsia="Consolas"/>
-          <w:color w:val="CE9178"/>
+          <w:rFonts w:ascii="Consolas" w:hAnsi="Consolas"/>
+          <w:b/>
+          <w:color w:val="000080"/>
           <w:sz w:val="16"/>
         </w:rPr>
-        <w:t>'tenant.{tenantId}.kds'</w:t>
-      </w:r>
-      <w:r>
-        <w:rPr>
-          <w:rFonts w:ascii="Consolas" w:hAnsi="Consolas" w:eastAsia="Consolas"/>
-          <w:color w:val="D4D4D4"/>
+        <w:t xml:space="preserve">function</w:t>
+      </w:r>
+      <w:r>
+        <w:rPr>
+          <w:rFonts w:ascii="Consolas" w:hAnsi="Consolas"/>
+          <w:color w:val="262626"/>
           <w:sz w:val="16"/>
         </w:rPr>
-        <w:t>,</w:t>
-      </w:r>
-      <w:r>
-        <w:rPr>
-          <w:rFonts w:ascii="Consolas" w:hAnsi="Consolas" w:eastAsia="Consolas"/>
-          <w:color w:val="D4D4D4"/>
+        <w:t xml:space="preserve"> (</w:t>
+      </w:r>
+      <w:r>
+        <w:rPr>
+          <w:rFonts w:ascii="Consolas" w:hAnsi="Consolas"/>
+          <w:color w:val="267F99"/>
           <w:sz w:val="16"/>
         </w:rPr>
+        <w:t xml:space="preserve">User</w:t>
+      </w:r>
+      <w:r>
+        <w:rPr>
+          <w:rFonts w:ascii="Consolas" w:hAnsi="Consolas"/>
+          <w:color w:val="262626"/>
+          <w:sz w:val="16"/>
+        </w:rPr>
+        <w:t xml:space="preserve"> </w:t>
+      </w:r>
+      <w:r>
+        <w:rPr>
+          <w:rFonts w:ascii="Consolas" w:hAnsi="Consolas"/>
+          <w:color w:val="660E7A"/>
+          <w:sz w:val="16"/>
+        </w:rPr>
+        <w:t xml:space="preserve">$user</w:t>
+      </w:r>
+      <w:r>
+        <w:rPr>
+          <w:rFonts w:ascii="Consolas" w:hAnsi="Consolas"/>
+          <w:color w:val="262626"/>
+          <w:sz w:val="16"/>
+        </w:rPr>
+        <w:t xml:space="preserve">, </w:t>
+      </w:r>
+      <w:r>
+        <w:rPr>
+          <w:rFonts w:ascii="Consolas" w:hAnsi="Consolas"/>
+          <w:b/>
+          <w:color w:val="000080"/>
+          <w:sz w:val="16"/>
+        </w:rPr>
+        <w:t xml:space="preserve">int</w:t>
+      </w:r>
+      <w:r>
+        <w:rPr>
+          <w:rFonts w:ascii="Consolas" w:hAnsi="Consolas"/>
+          <w:color w:val="262626"/>
+          <w:sz w:val="16"/>
+        </w:rPr>
+        <w:t xml:space="preserve"> </w:t>
+      </w:r>
+      <w:r>
+        <w:rPr>
+          <w:rFonts w:ascii="Consolas" w:hAnsi="Consolas"/>
+          <w:color w:val="660E7A"/>
+          <w:sz w:val="16"/>
+        </w:rPr>
+        <w:t xml:space="preserve">$tenantId</w:t>
+      </w:r>
+      <w:r>
+        <w:rPr>
+          <w:rFonts w:ascii="Consolas" w:hAnsi="Consolas"/>
+          <w:color w:val="262626"/>
+          <w:sz w:val="16"/>
+        </w:rPr>
+        <w:t xml:space="preserve">): </w:t>
+      </w:r>
+      <w:r>
+        <w:rPr>
+          <w:rFonts w:ascii="Consolas" w:hAnsi="Consolas"/>
+          <w:b/>
+          <w:color w:val="000080"/>
+          <w:sz w:val="16"/>
+        </w:rPr>
+        <w:t xml:space="preserve">bool</w:t>
+      </w:r>
+      <w:r>
+        <w:rPr>
+          <w:rFonts w:ascii="Consolas" w:hAnsi="Consolas"/>
+          <w:color w:val="262626"/>
+          <w:sz w:val="16"/>
+        </w:rPr>
+        <w:t xml:space="preserve"> {</w:t>
+      </w:r>
+      <w:r>
         <w:br/>
-        <w:t xml:space="preserve">    </w:t>
-      </w:r>
-      <w:r>
-        <w:rPr>
-          <w:rFonts w:ascii="Consolas" w:hAnsi="Consolas" w:eastAsia="Consolas"/>
-          <w:color w:val="569CD6"/>
+      </w:r>
+      <w:r>
+        <w:rPr>
+          <w:rFonts w:ascii="Consolas" w:hAnsi="Consolas"/>
+          <w:color w:val="262626"/>
           <w:sz w:val="16"/>
         </w:rPr>
-        <w:t>function</w:t>
-      </w:r>
-      <w:r>
-        <w:rPr>
-          <w:rFonts w:ascii="Consolas" w:hAnsi="Consolas" w:eastAsia="Consolas"/>
-          <w:color w:val="D4D4D4"/>
+        <w:t xml:space="preserve">        </w:t>
+      </w:r>
+      <w:r>
+        <w:rPr>
+          <w:rFonts w:ascii="Consolas" w:hAnsi="Consolas"/>
+          <w:b/>
+          <w:color w:val="000080"/>
           <w:sz w:val="16"/>
         </w:rPr>
+        <w:t xml:space="preserve">return</w:t>
+      </w:r>
+      <w:r>
+        <w:rPr>
+          <w:rFonts w:ascii="Consolas" w:hAnsi="Consolas"/>
+          <w:color w:val="262626"/>
+          <w:sz w:val="16"/>
+        </w:rPr>
         <w:t xml:space="preserve"> </w:t>
       </w:r>
       <w:r>
         <w:rPr>
-          <w:rFonts w:ascii="Consolas" w:hAnsi="Consolas" w:eastAsia="Consolas"/>
-          <w:color w:val="D4D4D4"/>
+          <w:rFonts w:ascii="Consolas" w:hAnsi="Consolas"/>
+          <w:color w:val="795E26"/>
           <w:sz w:val="16"/>
         </w:rPr>
-        <w:t>(</w:t>
-      </w:r>
-      <w:r>
-        <w:rPr>
-          <w:rFonts w:ascii="Consolas" w:hAnsi="Consolas" w:eastAsia="Consolas"/>
-          <w:color w:val="4EC9B0"/>
+        <w:t xml:space="preserve">app</w:t>
+      </w:r>
+      <w:r>
+        <w:rPr>
+          <w:rFonts w:ascii="Consolas" w:hAnsi="Consolas"/>
+          <w:color w:val="262626"/>
           <w:sz w:val="16"/>
         </w:rPr>
-        <w:t>User</w:t>
-      </w:r>
-      <w:r>
-        <w:rPr>
-          <w:rFonts w:ascii="Consolas" w:hAnsi="Consolas" w:eastAsia="Consolas"/>
-          <w:color w:val="D4D4D4"/>
+        <w:t xml:space="preserve">(</w:t>
+      </w:r>
+      <w:r>
+        <w:rPr>
+          <w:rFonts w:ascii="Consolas" w:hAnsi="Consolas"/>
+          <w:color w:val="267F99"/>
           <w:sz w:val="16"/>
         </w:rPr>
-        <w:t xml:space="preserve"> </w:t>
-      </w:r>
-      <w:r>
-        <w:rPr>
-          <w:rFonts w:ascii="Consolas" w:hAnsi="Consolas" w:eastAsia="Consolas"/>
-          <w:color w:val="9CDCFE"/>
+        <w:t xml:space="preserve">TenantAccess</w:t>
+      </w:r>
+      <w:r>
+        <w:rPr>
+          <w:rFonts w:ascii="Consolas" w:hAnsi="Consolas"/>
+          <w:color w:val="262626"/>
           <w:sz w:val="16"/>
         </w:rPr>
-        <w:t>$user</w:t>
-      </w:r>
-      <w:r>
-        <w:rPr>
-          <w:rFonts w:ascii="Consolas" w:hAnsi="Consolas" w:eastAsia="Consolas"/>
-          <w:color w:val="D4D4D4"/>
+        <w:t xml:space="preserve">::</w:t>
+      </w:r>
+      <w:r>
+        <w:rPr>
+          <w:rFonts w:ascii="Consolas" w:hAnsi="Consolas"/>
+          <w:b/>
+          <w:color w:val="000080"/>
           <w:sz w:val="16"/>
         </w:rPr>
-        <w:t>,</w:t>
-      </w:r>
-      <w:r>
-        <w:rPr>
-          <w:rFonts w:ascii="Consolas" w:hAnsi="Consolas" w:eastAsia="Consolas"/>
-          <w:color w:val="D4D4D4"/>
+        <w:t xml:space="preserve">class</w:t>
+      </w:r>
+      <w:r>
+        <w:rPr>
+          <w:rFonts w:ascii="Consolas" w:hAnsi="Consolas"/>
+          <w:color w:val="262626"/>
           <w:sz w:val="16"/>
         </w:rPr>
-        <w:t xml:space="preserve"> </w:t>
-      </w:r>
-      <w:r>
-        <w:rPr>
-          <w:rFonts w:ascii="Consolas" w:hAnsi="Consolas" w:eastAsia="Consolas"/>
-          <w:color w:val="569CD6"/>
+        <w:t xml:space="preserve">)-&gt;</w:t>
+      </w:r>
+      <w:r>
+        <w:rPr>
+          <w:rFonts w:ascii="Consolas" w:hAnsi="Consolas"/>
+          <w:color w:val="795E26"/>
           <w:sz w:val="16"/>
         </w:rPr>
-        <w:t>int</w:t>
-      </w:r>
-      <w:r>
-        <w:rPr>
-          <w:rFonts w:ascii="Consolas" w:hAnsi="Consolas" w:eastAsia="Consolas"/>
-          <w:color w:val="D4D4D4"/>
+        <w:t xml:space="preserve">allows</w:t>
+      </w:r>
+      <w:r>
+        <w:rPr>
+          <w:rFonts w:ascii="Consolas" w:hAnsi="Consolas"/>
+          <w:color w:val="262626"/>
           <w:sz w:val="16"/>
         </w:rPr>
-        <w:t xml:space="preserve"> </w:t>
-      </w:r>
-      <w:r>
-        <w:rPr>
-          <w:rFonts w:ascii="Consolas" w:hAnsi="Consolas" w:eastAsia="Consolas"/>
-          <w:color w:val="9CDCFE"/>
+        <w:t xml:space="preserve">(</w:t>
+      </w:r>
+      <w:r>
+        <w:br/>
+      </w:r>
+      <w:r>
+        <w:rPr>
+          <w:rFonts w:ascii="Consolas" w:hAnsi="Consolas"/>
+          <w:color w:val="262626"/>
           <w:sz w:val="16"/>
         </w:rPr>
-        <w:t>$tenantId</w:t>
-      </w:r>
-      <w:r>
-        <w:rPr>
-          <w:rFonts w:ascii="Consolas" w:hAnsi="Consolas" w:eastAsia="Consolas"/>
-          <w:color w:val="D4D4D4"/>
+        <w:t xml:space="preserve">            </w:t>
+      </w:r>
+      <w:r>
+        <w:rPr>
+          <w:rFonts w:ascii="Consolas" w:hAnsi="Consolas"/>
+          <w:color w:val="660E7A"/>
           <w:sz w:val="16"/>
         </w:rPr>
-        <w:t>)</w:t>
-      </w:r>
-      <w:r>
-        <w:rPr>
-          <w:rFonts w:ascii="Consolas" w:hAnsi="Consolas" w:eastAsia="Consolas"/>
-          <w:color w:val="D4D4D4"/>
+        <w:t xml:space="preserve">user</w:t>
+      </w:r>
+      <w:r>
+        <w:rPr>
+          <w:rFonts w:ascii="Consolas" w:hAnsi="Consolas"/>
+          <w:color w:val="262626"/>
           <w:sz w:val="16"/>
         </w:rPr>
-        <w:t>:</w:t>
-      </w:r>
-      <w:r>
-        <w:rPr>
-          <w:rFonts w:ascii="Consolas" w:hAnsi="Consolas" w:eastAsia="Consolas"/>
-          <w:color w:val="D4D4D4"/>
+        <w:t xml:space="preserve">: </w:t>
+      </w:r>
+      <w:r>
+        <w:rPr>
+          <w:rFonts w:ascii="Consolas" w:hAnsi="Consolas"/>
+          <w:color w:val="660E7A"/>
           <w:sz w:val="16"/>
         </w:rPr>
-        <w:t xml:space="preserve"> </w:t>
-      </w:r>
-      <w:r>
-        <w:rPr>
-          <w:rFonts w:ascii="Consolas" w:hAnsi="Consolas" w:eastAsia="Consolas"/>
-          <w:color w:val="569CD6"/>
+        <w:t xml:space="preserve">$user</w:t>
+      </w:r>
+      <w:r>
+        <w:rPr>
+          <w:rFonts w:ascii="Consolas" w:hAnsi="Consolas"/>
+          <w:color w:val="262626"/>
           <w:sz w:val="16"/>
         </w:rPr>
-        <w:t>bool</w:t>
-      </w:r>
-      <w:r>
-        <w:rPr>
-          <w:rFonts w:ascii="Consolas" w:hAnsi="Consolas" w:eastAsia="Consolas"/>
-          <w:color w:val="D4D4D4"/>
+        <w:t xml:space="preserve">,</w:t>
+      </w:r>
+      <w:r>
+        <w:br/>
+      </w:r>
+      <w:r>
+        <w:rPr>
+          <w:rFonts w:ascii="Consolas" w:hAnsi="Consolas"/>
+          <w:color w:val="262626"/>
           <w:sz w:val="16"/>
         </w:rPr>
-        <w:t xml:space="preserve"> </w:t>
-      </w:r>
-      <w:r>
-        <w:rPr>
-          <w:rFonts w:ascii="Consolas" w:hAnsi="Consolas" w:eastAsia="Consolas"/>
-          <w:color w:val="D4D4D4"/>
+        <w:t xml:space="preserve">            </w:t>
+      </w:r>
+      <w:r>
+        <w:rPr>
+          <w:rFonts w:ascii="Consolas" w:hAnsi="Consolas"/>
+          <w:color w:val="660E7A"/>
           <w:sz w:val="16"/>
         </w:rPr>
-        <w:t>{</w:t>
-      </w:r>
-      <w:r>
-        <w:rPr>
-          <w:rFonts w:ascii="Consolas" w:hAnsi="Consolas" w:eastAsia="Consolas"/>
-          <w:color w:val="D4D4D4"/>
+        <w:t xml:space="preserve">tenantId</w:t>
+      </w:r>
+      <w:r>
+        <w:rPr>
+          <w:rFonts w:ascii="Consolas" w:hAnsi="Consolas"/>
+          <w:color w:val="262626"/>
           <w:sz w:val="16"/>
         </w:rPr>
+        <w:t xml:space="preserve">: </w:t>
+      </w:r>
+      <w:r>
+        <w:rPr>
+          <w:rFonts w:ascii="Consolas" w:hAnsi="Consolas"/>
+          <w:color w:val="660E7A"/>
+          <w:sz w:val="16"/>
+        </w:rPr>
+        <w:t xml:space="preserve">$tenantId</w:t>
+      </w:r>
+      <w:r>
+        <w:rPr>
+          <w:rFonts w:ascii="Consolas" w:hAnsi="Consolas"/>
+          <w:color w:val="262626"/>
+          <w:sz w:val="16"/>
+        </w:rPr>
+        <w:t xml:space="preserve">,</w:t>
+      </w:r>
+      <w:r>
         <w:br/>
-        <w:t xml:space="preserve">        </w:t>
-      </w:r>
-      <w:r>
-        <w:rPr>
-          <w:rFonts w:ascii="Consolas" w:hAnsi="Consolas" w:eastAsia="Consolas"/>
-          <w:color w:val="569CD6"/>
+      </w:r>
+      <w:r>
+        <w:rPr>
+          <w:rFonts w:ascii="Consolas" w:hAnsi="Consolas"/>
+          <w:color w:val="262626"/>
           <w:sz w:val="16"/>
         </w:rPr>
-        <w:t>return</w:t>
-      </w:r>
-      <w:r>
-        <w:rPr>
-          <w:rFonts w:ascii="Consolas" w:hAnsi="Consolas" w:eastAsia="Consolas"/>
-          <w:color w:val="D4D4D4"/>
+        <w:t xml:space="preserve">            </w:t>
+      </w:r>
+      <w:r>
+        <w:rPr>
+          <w:rFonts w:ascii="Consolas" w:hAnsi="Consolas"/>
+          <w:color w:val="660E7A"/>
           <w:sz w:val="16"/>
         </w:rPr>
-        <w:t xml:space="preserve"> </w:t>
-      </w:r>
-      <w:r>
-        <w:rPr>
-          <w:rFonts w:ascii="Consolas" w:hAnsi="Consolas" w:eastAsia="Consolas"/>
-          <w:color w:val="DCDCAA"/>
+        <w:t xml:space="preserve">ability</w:t>
+      </w:r>
+      <w:r>
+        <w:rPr>
+          <w:rFonts w:ascii="Consolas" w:hAnsi="Consolas"/>
+          <w:color w:val="262626"/>
           <w:sz w:val="16"/>
         </w:rPr>
-        <w:t>app</w:t>
-      </w:r>
-      <w:r>
-        <w:rPr>
-          <w:rFonts w:ascii="Consolas" w:hAnsi="Consolas" w:eastAsia="Consolas"/>
-          <w:color w:val="D4D4D4"/>
+        <w:t xml:space="preserve">: </w:t>
+      </w:r>
+      <w:r>
+        <w:rPr>
+          <w:rFonts w:ascii="Consolas" w:hAnsi="Consolas"/>
+          <w:color w:val="00733B"/>
           <w:sz w:val="16"/>
         </w:rPr>
-        <w:t>(</w:t>
-      </w:r>
-      <w:r>
-        <w:rPr>
-          <w:rFonts w:ascii="Consolas" w:hAnsi="Consolas" w:eastAsia="Consolas"/>
-          <w:color w:val="4EC9B0"/>
+        <w:t xml:space="preserve">'kds.view'</w:t>
+      </w:r>
+      <w:r>
+        <w:rPr>
+          <w:rFonts w:ascii="Consolas" w:hAnsi="Consolas"/>
+          <w:color w:val="262626"/>
           <w:sz w:val="16"/>
         </w:rPr>
-        <w:t>TenantAccess</w:t>
-      </w:r>
-      <w:r>
-        <w:rPr>
-          <w:rFonts w:ascii="Consolas" w:hAnsi="Consolas" w:eastAsia="Consolas"/>
-          <w:color w:val="D4D4D4"/>
+        <w:t xml:space="preserve">,</w:t>
+      </w:r>
+      <w:r>
+        <w:br/>
+      </w:r>
+      <w:r>
+        <w:rPr>
+          <w:rFonts w:ascii="Consolas" w:hAnsi="Consolas"/>
+          <w:color w:val="262626"/>
           <w:sz w:val="16"/>
         </w:rPr>
-        <w:t>:</w:t>
-      </w:r>
-      <w:r>
-        <w:rPr>
-          <w:rFonts w:ascii="Consolas" w:hAnsi="Consolas" w:eastAsia="Consolas"/>
-          <w:color w:val="D4D4D4"/>
+        <w:t xml:space="preserve">        );</w:t>
+      </w:r>
+      <w:r>
+        <w:br/>
+      </w:r>
+      <w:r>
+        <w:rPr>
+          <w:rFonts w:ascii="Consolas" w:hAnsi="Consolas"/>
+          <w:color w:val="262626"/>
           <w:sz w:val="16"/>
         </w:rPr>
-        <w:t>:</w:t>
-      </w:r>
-      <w:r>
-        <w:rPr>
-          <w:rFonts w:ascii="Consolas" w:hAnsi="Consolas" w:eastAsia="Consolas"/>
-          <w:color w:val="569CD6"/>
+        <w:t xml:space="preserve">    },</w:t>
+      </w:r>
+      <w:r>
+        <w:br/>
+      </w:r>
+      <w:r>
+        <w:rPr>
+          <w:rFonts w:ascii="Consolas" w:hAnsi="Consolas"/>
+          <w:color w:val="262626"/>
           <w:sz w:val="16"/>
         </w:rPr>
-        <w:t>class</w:t>
-      </w:r>
-      <w:r>
-        <w:rPr>
-          <w:rFonts w:ascii="Consolas" w:hAnsi="Consolas" w:eastAsia="Consolas"/>
-          <w:color w:val="D4D4D4"/>
-          <w:sz w:val="16"/>
-        </w:rPr>
-        <w:t>)</w:t>
-      </w:r>
-      <w:r>
-        <w:rPr>
-          <w:rFonts w:ascii="Consolas" w:hAnsi="Consolas" w:eastAsia="Consolas"/>
-          <w:color w:val="D4D4D4"/>
-          <w:sz w:val="16"/>
-        </w:rPr>
-        <w:t>-</w:t>
-      </w:r>
-      <w:r>
-        <w:rPr>
-          <w:rFonts w:ascii="Consolas" w:hAnsi="Consolas" w:eastAsia="Consolas"/>
-          <w:color w:val="D4D4D4"/>
-          <w:sz w:val="16"/>
-        </w:rPr>
-        <w:t>&gt;</w:t>
-      </w:r>
-      <w:r>
-        <w:rPr>
-          <w:rFonts w:ascii="Consolas" w:hAnsi="Consolas" w:eastAsia="Consolas"/>
-          <w:color w:val="DCDCAA"/>
-          <w:sz w:val="16"/>
-        </w:rPr>
-        <w:t>allows</w:t>
-      </w:r>
-      <w:r>
-        <w:rPr>
-          <w:rFonts w:ascii="Consolas" w:hAnsi="Consolas" w:eastAsia="Consolas"/>
-          <w:color w:val="D4D4D4"/>
-          <w:sz w:val="16"/>
-        </w:rPr>
-        <w:t>(</w:t>
-      </w:r>
-      <w:r>
-        <w:rPr>
-          <w:rFonts w:ascii="Consolas" w:hAnsi="Consolas" w:eastAsia="Consolas"/>
-          <w:color w:val="D4D4D4"/>
-          <w:sz w:val="16"/>
-        </w:rPr>
-        <w:br/>
-        <w:t xml:space="preserve">            </w:t>
-      </w:r>
-      <w:r>
-        <w:rPr>
-          <w:rFonts w:ascii="Consolas" w:hAnsi="Consolas" w:eastAsia="Consolas"/>
-          <w:color w:val="D4D4D4"/>
-          <w:sz w:val="16"/>
-        </w:rPr>
-        <w:t>user</w:t>
-      </w:r>
-      <w:r>
-        <w:rPr>
-          <w:rFonts w:ascii="Consolas" w:hAnsi="Consolas" w:eastAsia="Consolas"/>
-          <w:color w:val="D4D4D4"/>
-          <w:sz w:val="16"/>
-        </w:rPr>
-        <w:t>:</w:t>
-      </w:r>
-      <w:r>
-        <w:rPr>
-          <w:rFonts w:ascii="Consolas" w:hAnsi="Consolas" w:eastAsia="Consolas"/>
-          <w:color w:val="D4D4D4"/>
-          <w:sz w:val="16"/>
-        </w:rPr>
-        <w:t xml:space="preserve"> </w:t>
-      </w:r>
-      <w:r>
-        <w:rPr>
-          <w:rFonts w:ascii="Consolas" w:hAnsi="Consolas" w:eastAsia="Consolas"/>
-          <w:color w:val="9CDCFE"/>
-          <w:sz w:val="16"/>
-        </w:rPr>
-        <w:t>$user</w:t>
-      </w:r>
-      <w:r>
-        <w:rPr>
-          <w:rFonts w:ascii="Consolas" w:hAnsi="Consolas" w:eastAsia="Consolas"/>
-          <w:color w:val="D4D4D4"/>
-          <w:sz w:val="16"/>
-        </w:rPr>
-        <w:t>,</w:t>
-      </w:r>
-      <w:r>
-        <w:rPr>
-          <w:rFonts w:ascii="Consolas" w:hAnsi="Consolas" w:eastAsia="Consolas"/>
-          <w:color w:val="D4D4D4"/>
-          <w:sz w:val="16"/>
-        </w:rPr>
-        <w:br/>
-        <w:t xml:space="preserve">            </w:t>
-      </w:r>
-      <w:r>
-        <w:rPr>
-          <w:rFonts w:ascii="Consolas" w:hAnsi="Consolas" w:eastAsia="Consolas"/>
-          <w:color w:val="D4D4D4"/>
-          <w:sz w:val="16"/>
-        </w:rPr>
-        <w:t>tenantId</w:t>
-      </w:r>
-      <w:r>
-        <w:rPr>
-          <w:rFonts w:ascii="Consolas" w:hAnsi="Consolas" w:eastAsia="Consolas"/>
-          <w:color w:val="D4D4D4"/>
-          <w:sz w:val="16"/>
-        </w:rPr>
-        <w:t>:</w:t>
-      </w:r>
-      <w:r>
-        <w:rPr>
-          <w:rFonts w:ascii="Consolas" w:hAnsi="Consolas" w:eastAsia="Consolas"/>
-          <w:color w:val="D4D4D4"/>
-          <w:sz w:val="16"/>
-        </w:rPr>
-        <w:t xml:space="preserve"> </w:t>
-      </w:r>
-      <w:r>
-        <w:rPr>
-          <w:rFonts w:ascii="Consolas" w:hAnsi="Consolas" w:eastAsia="Consolas"/>
-          <w:color w:val="9CDCFE"/>
-          <w:sz w:val="16"/>
-        </w:rPr>
-        <w:t>$tenantId</w:t>
-      </w:r>
-      <w:r>
-        <w:rPr>
-          <w:rFonts w:ascii="Consolas" w:hAnsi="Consolas" w:eastAsia="Consolas"/>
-          <w:color w:val="D4D4D4"/>
-          <w:sz w:val="16"/>
-        </w:rPr>
-        <w:t>,</w:t>
-      </w:r>
-      <w:r>
-        <w:rPr>
-          <w:rFonts w:ascii="Consolas" w:hAnsi="Consolas" w:eastAsia="Consolas"/>
-          <w:color w:val="D4D4D4"/>
-          <w:sz w:val="16"/>
-        </w:rPr>
-        <w:br/>
-        <w:t xml:space="preserve">            </w:t>
-      </w:r>
-      <w:r>
-        <w:rPr>
-          <w:rFonts w:ascii="Consolas" w:hAnsi="Consolas" w:eastAsia="Consolas"/>
-          <w:color w:val="D4D4D4"/>
-          <w:sz w:val="16"/>
-        </w:rPr>
-        <w:t>ability</w:t>
-      </w:r>
-      <w:r>
-        <w:rPr>
-          <w:rFonts w:ascii="Consolas" w:hAnsi="Consolas" w:eastAsia="Consolas"/>
-          <w:color w:val="D4D4D4"/>
-          <w:sz w:val="16"/>
-        </w:rPr>
-        <w:t>:</w:t>
-      </w:r>
-      <w:r>
-        <w:rPr>
-          <w:rFonts w:ascii="Consolas" w:hAnsi="Consolas" w:eastAsia="Consolas"/>
-          <w:color w:val="D4D4D4"/>
-          <w:sz w:val="16"/>
-        </w:rPr>
-        <w:t xml:space="preserve"> </w:t>
-      </w:r>
-      <w:r>
-        <w:rPr>
-          <w:rFonts w:ascii="Consolas" w:hAnsi="Consolas" w:eastAsia="Consolas"/>
-          <w:color w:val="CE9178"/>
-          <w:sz w:val="16"/>
-        </w:rPr>
-        <w:t>'kds.view'</w:t>
-      </w:r>
-      <w:r>
-        <w:rPr>
-          <w:rFonts w:ascii="Consolas" w:hAnsi="Consolas" w:eastAsia="Consolas"/>
-          <w:color w:val="D4D4D4"/>
-          <w:sz w:val="16"/>
-        </w:rPr>
-        <w:t>,</w:t>
-      </w:r>
-      <w:r>
-        <w:rPr>
-          <w:rFonts w:ascii="Consolas" w:hAnsi="Consolas" w:eastAsia="Consolas"/>
-          <w:color w:val="D4D4D4"/>
-          <w:sz w:val="16"/>
-        </w:rPr>
-        <w:br/>
-        <w:t xml:space="preserve">        </w:t>
-      </w:r>
-      <w:r>
-        <w:rPr>
-          <w:rFonts w:ascii="Consolas" w:hAnsi="Consolas" w:eastAsia="Consolas"/>
-          <w:color w:val="D4D4D4"/>
-          <w:sz w:val="16"/>
-        </w:rPr>
-        <w:t>)</w:t>
-      </w:r>
-      <w:r>
-        <w:rPr>
-          <w:rFonts w:ascii="Consolas" w:hAnsi="Consolas" w:eastAsia="Consolas"/>
-          <w:color w:val="D4D4D4"/>
-          <w:sz w:val="16"/>
-        </w:rPr>
-        <w:t>;</w:t>
-      </w:r>
-      <w:r>
-        <w:rPr>
-          <w:rFonts w:ascii="Consolas" w:hAnsi="Consolas" w:eastAsia="Consolas"/>
-          <w:color w:val="D4D4D4"/>
-          <w:sz w:val="16"/>
-        </w:rPr>
-        <w:br/>
-        <w:t xml:space="preserve">    </w:t>
-      </w:r>
-      <w:r>
-        <w:rPr>
-          <w:rFonts w:ascii="Consolas" w:hAnsi="Consolas" w:eastAsia="Consolas"/>
-          <w:color w:val="D4D4D4"/>
-          <w:sz w:val="16"/>
-        </w:rPr>
-        <w:t>}</w:t>
-      </w:r>
-      <w:r>
-        <w:rPr>
-          <w:rFonts w:ascii="Consolas" w:hAnsi="Consolas" w:eastAsia="Consolas"/>
-          <w:color w:val="D4D4D4"/>
-          <w:sz w:val="16"/>
-        </w:rPr>
-        <w:t>,</w:t>
-      </w:r>
-      <w:r>
-        <w:rPr>
-          <w:rFonts w:ascii="Consolas" w:hAnsi="Consolas" w:eastAsia="Consolas"/>
-          <w:color w:val="D4D4D4"/>
-          <w:sz w:val="16"/>
-        </w:rPr>
-        <w:br/>
-      </w:r>
-      <w:r>
-        <w:rPr>
-          <w:rFonts w:ascii="Consolas" w:hAnsi="Consolas" w:eastAsia="Consolas"/>
-          <w:color w:val="D4D4D4"/>
-          <w:sz w:val="16"/>
-        </w:rPr>
-        <w:t>)</w:t>
-      </w:r>
-      <w:r>
-        <w:rPr>
-          <w:rFonts w:ascii="Consolas" w:hAnsi="Consolas" w:eastAsia="Consolas"/>
-          <w:color w:val="D4D4D4"/>
-          <w:sz w:val="16"/>
-        </w:rPr>
-        <w:t>;</w:t>
+        <w:t xml:space="preserve">);</w:t>
       </w:r>
     </w:p>
     <w:p>
@@ -2854,7 +2456,7 @@
           <w:rFonts w:ascii="Aptos Display" w:hAnsi="Aptos Display"/>
           <w:color w:val="1F2937"/>
         </w:rPr>
-        <w:t>Rencana Waktu 6 Jam</w:t>
+        <w:t>Rencana Waktu — 3 Jam 30 Menit Efektif di Kelas</w:t>
       </w:r>
     </w:p>
     <w:tbl>
@@ -3157,7 +2759,7 @@
                 <w:color w:val="1F2937"/>
                 <w:sz w:val="16"/>
               </w:rPr>
-              <w:t>45</w:t>
+              <w:t>30</w:t>
             </w:r>
           </w:p>
         </w:tc>
@@ -3267,7 +2869,7 @@
                 <w:color w:val="1F2937"/>
                 <w:sz w:val="16"/>
               </w:rPr>
-              <w:t>60</w:t>
+              <w:t>30</w:t>
             </w:r>
           </w:p>
         </w:tc>
@@ -3377,7 +2979,7 @@
                 <w:color w:val="1F2937"/>
                 <w:sz w:val="16"/>
               </w:rPr>
-              <w:t>75</w:t>
+              <w:t>30</w:t>
             </w:r>
           </w:p>
         </w:tc>
@@ -3487,7 +3089,7 @@
                 <w:color w:val="1F2937"/>
                 <w:sz w:val="16"/>
               </w:rPr>
-              <w:t>45</w:t>
+              <w:t>30</w:t>
             </w:r>
           </w:p>
         </w:tc>
@@ -3597,7 +3199,7 @@
                 <w:color w:val="1F2937"/>
                 <w:sz w:val="16"/>
               </w:rPr>
-              <w:t>60</w:t>
+              <w:t>30</w:t>
             </w:r>
           </w:p>
         </w:tc>
@@ -3707,7 +3309,7 @@
                 <w:color w:val="1F2937"/>
                 <w:sz w:val="16"/>
               </w:rPr>
-              <w:t>45</w:t>
+              <w:t>30</w:t>
             </w:r>
           </w:p>
         </w:tc>
@@ -3775,7 +3377,7 @@
         <w:rPr>
           <w:rFonts w:ascii="Aptos" w:hAnsi="Aptos"/>
         </w:rPr>
-        <w:t>Total alokasi: 360 menit.</w:t>
+        <w:t>Total efektif di kelas: 210 menit (7 tahap × 30 menit). Tugas mandiri di luar kelas: hingga 120 menit (2 jam) untuk pekerjaan sejenis yang bersifat mengulang — misalnya bila di kelas membuat CRUD untuk 2 tabel, di luar kelas kerjakan CRUD untuk 3 tabel lainnya.</w:t>
       </w:r>
     </w:p>
     <w:p>
@@ -4005,7 +3607,7 @@
           <w:rFonts w:ascii="Aptos Display" w:hAnsi="Aptos Display"/>
           <w:color w:val="FF2D20"/>
         </w:rPr>
-        <w:t>Tahap 2 — Authorize private channels (45 menit)</w:t>
+        <w:t>Tahap 2 — Authorize private channels (30 menit)</w:t>
       </w:r>
     </w:p>
     <w:p>
@@ -4221,7 +3823,7 @@
           <w:rFonts w:ascii="Aptos Display" w:hAnsi="Aptos Display"/>
           <w:color w:val="FF2D20"/>
         </w:rPr>
-        <w:t>Tahap 3 — State machine tenant order (60 menit)</w:t>
+        <w:t>Tahap 3 — State machine tenant order (30 menit)</w:t>
       </w:r>
     </w:p>
     <w:p>
@@ -4410,7 +4012,7 @@
           <w:rFonts w:ascii="Aptos Display" w:hAnsi="Aptos Display"/>
           <w:color w:val="FF2D20"/>
         </w:rPr>
-        <w:t>Tahap 4 — Bangun KDS Livewire (75 menit)</w:t>
+        <w:t>Tahap 4 — Bangun KDS Livewire (30 menit)</w:t>
       </w:r>
     </w:p>
     <w:p>
@@ -4599,7 +4201,7 @@
           <w:rFonts w:ascii="Aptos Display" w:hAnsi="Aptos Display"/>
           <w:color w:val="FF2D20"/>
         </w:rPr>
-        <w:t>Tahap 5 — Tracking pelanggan realtime (45 menit)</w:t>
+        <w:t>Tahap 5 — Tracking pelanggan realtime (30 menit)</w:t>
       </w:r>
     </w:p>
     <w:p>
@@ -4788,7 +4390,7 @@
           <w:rFonts w:ascii="Aptos Display" w:hAnsi="Aptos Display"/>
           <w:color w:val="FF2D20"/>
         </w:rPr>
-        <w:t>Tahap 6 — Notifikasi idempoten (60 menit)</w:t>
+        <w:t>Tahap 6 — Notifikasi idempoten (30 menit)</w:t>
       </w:r>
     </w:p>
     <w:p>
@@ -4977,7 +4579,7 @@
           <w:rFonts w:ascii="Aptos Display" w:hAnsi="Aptos Display"/>
           <w:color w:val="FF2D20"/>
         </w:rPr>
-        <w:t>Tahap 7 — Test dan commit (45 menit)</w:t>
+        <w:t>Tahap 7 — Test dan commit (30 menit)</w:t>
       </w:r>
     </w:p>
     <w:p>
@@ -5170,80 +4772,121 @@
     <w:p>
       <w:pPr>
         <w:pStyle w:val="CodeHeader"/>
-        <w:shd w:fill="2D2D30"/>
+        <w:keepNext/>
         <w:pBdr>
-          <w:left w:val="single" w:sz="4" w:space="8" w:color="2D2D30"/>
+          <w:left w:val="single" w:sz="12" w:space="8" w:color="B8DDE0"/>
         </w:pBdr>
+        <w:shd w:val="clear" w:color="auto" w:fill="E4EAED"/>
       </w:pPr>
       <w:r>
         <w:rPr>
           <w:rFonts w:ascii="Consolas" w:hAnsi="Consolas"/>
           <w:b/>
-          <w:color w:val="FFFFFF"/>
+          <w:color w:val="262626"/>
           <w:sz w:val="16"/>
         </w:rPr>
-        <w:t>Lokasi: terminal pada root repository kantin-multi-tenant   •   MODUL 12 — TERMINAL   •   BASH</w:t>
+        <w:t xml:space="preserve">Lokasi: terminal pada root repository kantin-multi-tenant   •   MODUL 12 — TERMINAL   •   BASH</w:t>
       </w:r>
     </w:p>
     <w:p>
       <w:pPr>
         <w:pStyle w:val="CodeBlock"/>
-        <w:shd w:fill="1E1E1E"/>
         <w:pBdr>
-          <w:left w:val="single" w:sz="4" w:space="8" w:color="1E1E1E"/>
+          <w:left w:val="single" w:sz="12" w:space="8" w:color="B8DDE0"/>
         </w:pBdr>
+        <w:shd w:val="clear" w:color="auto" w:fill="F2F3F7"/>
       </w:pPr>
       <w:r>
         <w:rPr>
           <w:rFonts w:ascii="Consolas" w:hAnsi="Consolas"/>
-          <w:color w:val="4EC9B0"/>
+          <w:b/>
+          <w:color w:val="000080"/>
           <w:sz w:val="16"/>
         </w:rPr>
-        <w:t>php</w:t>
+        <w:t xml:space="preserve">php</w:t>
       </w:r>
       <w:r>
         <w:rPr>
           <w:rFonts w:ascii="Consolas" w:hAnsi="Consolas"/>
-          <w:color w:val="D4D4D4"/>
+          <w:color w:val="262626"/>
           <w:sz w:val="16"/>
         </w:rPr>
-        <w:t xml:space="preserve"> artisan install:broadcasting</w:t>
+        <w:t xml:space="preserve"> artisan </w:t>
+      </w:r>
+      <w:r>
+        <w:rPr>
+          <w:rFonts w:ascii="Consolas" w:hAnsi="Consolas"/>
+          <w:color w:val="795E26"/>
+          <w:sz w:val="16"/>
+        </w:rPr>
+        <w:t xml:space="preserve">install:broadcasting</w:t>
+      </w:r>
+      <w:r>
         <w:br/>
       </w:r>
       <w:r>
         <w:rPr>
           <w:rFonts w:ascii="Consolas" w:hAnsi="Consolas"/>
-          <w:color w:val="4EC9B0"/>
+          <w:b/>
+          <w:color w:val="000080"/>
           <w:sz w:val="16"/>
         </w:rPr>
-        <w:t>php</w:t>
+        <w:t xml:space="preserve">php</w:t>
       </w:r>
       <w:r>
         <w:rPr>
           <w:rFonts w:ascii="Consolas" w:hAnsi="Consolas"/>
-          <w:color w:val="D4D4D4"/>
+          <w:color w:val="262626"/>
           <w:sz w:val="16"/>
         </w:rPr>
-        <w:t xml:space="preserve"> artisan reverb:start</w:t>
+        <w:t xml:space="preserve"> artisan </w:t>
+      </w:r>
+      <w:r>
+        <w:rPr>
+          <w:rFonts w:ascii="Consolas" w:hAnsi="Consolas"/>
+          <w:color w:val="795E26"/>
+          <w:sz w:val="16"/>
+        </w:rPr>
+        <w:t xml:space="preserve">reverb:start</w:t>
+      </w:r>
+      <w:r>
         <w:br/>
       </w:r>
       <w:r>
         <w:rPr>
           <w:rFonts w:ascii="Consolas" w:hAnsi="Consolas"/>
-          <w:color w:val="4EC9B0"/>
+          <w:b/>
+          <w:color w:val="000080"/>
           <w:sz w:val="16"/>
         </w:rPr>
-        <w:t>php</w:t>
+        <w:t xml:space="preserve">php</w:t>
       </w:r>
       <w:r>
         <w:rPr>
           <w:rFonts w:ascii="Consolas" w:hAnsi="Consolas"/>
-          <w:color w:val="D4D4D4"/>
+          <w:color w:val="262626"/>
           <w:sz w:val="16"/>
         </w:rPr>
         <w:t xml:space="preserve"> artisan test</w:t>
+      </w:r>
+      <w:r>
         <w:br/>
-        <w:t xml:space="preserve">./vendor/bin/pint --test</w:t>
+      </w:r>
+      <w:r>
+        <w:rPr>
+          <w:rFonts w:ascii="Consolas" w:hAnsi="Consolas"/>
+          <w:color w:val="262626"/>
+          <w:sz w:val="16"/>
+        </w:rPr>
+        <w:t xml:space="preserve">./vendor/bin/pint </w:t>
+      </w:r>
+      <w:r>
+        <w:rPr>
+          <w:rFonts w:ascii="Consolas" w:hAnsi="Consolas"/>
+          <w:color w:val="0073E6"/>
+          <w:sz w:val="16"/>
+        </w:rPr>
+        <w:t xml:space="preserve">--test</w:t>
       </w:r>
     </w:p>
     <w:p>
@@ -5466,23 +5109,24 @@
     <w:p>
       <w:pPr>
         <w:pStyle w:val="CodeBlock"/>
-        <w:shd w:fill="1E1E1E" w:val="clear"/>
         <w:pBdr>
-          <w:left w:val="single" w:sz="4" w:space="8" w:color="1E1E1E"/>
+          <w:left w:val="single" w:sz="12" w:space="8" w:color="B8DDE0"/>
         </w:pBdr>
+        <w:shd w:val="clear" w:color="auto" w:fill="F2F3F7"/>
       </w:pPr>
       <w:r>
         <w:rPr>
           <w:rFonts w:ascii="Consolas" w:hAnsi="Consolas"/>
-          <w:color w:val="569CD6"/>
+          <w:b/>
+          <w:color w:val="000080"/>
           <w:sz w:val="16"/>
         </w:rPr>
-        <w:t>final</w:t>
+        <w:t xml:space="preserve">final</w:t>
       </w:r>
       <w:r>
         <w:rPr>
           <w:rFonts w:ascii="Consolas" w:hAnsi="Consolas"/>
-          <w:color w:val="D4D4D4"/>
+          <w:color w:val="262626"/>
           <w:sz w:val="16"/>
         </w:rPr>
         <w:t xml:space="preserve"> </w:t>
@@ -5490,15 +5134,16 @@
       <w:r>
         <w:rPr>
           <w:rFonts w:ascii="Consolas" w:hAnsi="Consolas"/>
-          <w:color w:val="569CD6"/>
+          <w:b/>
+          <w:color w:val="000080"/>
           <w:sz w:val="16"/>
         </w:rPr>
-        <w:t>class</w:t>
+        <w:t xml:space="preserve">class</w:t>
       </w:r>
       <w:r>
         <w:rPr>
           <w:rFonts w:ascii="Consolas" w:hAnsi="Consolas"/>
-          <w:color w:val="D4D4D4"/>
+          <w:color w:val="262626"/>
           <w:sz w:val="16"/>
         </w:rPr>
         <w:t xml:space="preserve"> </w:t>
@@ -5506,32 +5151,98 @@
       <w:r>
         <w:rPr>
           <w:rFonts w:ascii="Consolas" w:hAnsi="Consolas"/>
-          <w:color w:val="4EC9B0"/>
+          <w:color w:val="267F99"/>
           <w:sz w:val="16"/>
         </w:rPr>
-        <w:t>TenantOrderUpdated</w:t>
+        <w:t xml:space="preserve">TenantOrderUpdated</w:t>
+      </w:r>
+      <w:r>
+        <w:br/>
       </w:r>
       <w:r>
         <w:rPr>
           <w:rFonts w:ascii="Consolas" w:hAnsi="Consolas"/>
-          <w:color w:val="D4D4D4"/>
+          <w:color w:val="262626"/>
           <w:sz w:val="16"/>
         </w:rPr>
+        <w:t xml:space="preserve">    </w:t>
+      </w:r>
+      <w:r>
+        <w:rPr>
+          <w:rFonts w:ascii="Consolas" w:hAnsi="Consolas"/>
+          <w:b/>
+          <w:color w:val="000080"/>
+          <w:sz w:val="16"/>
+        </w:rPr>
+        <w:t xml:space="preserve">implements</w:t>
+      </w:r>
+      <w:r>
+        <w:rPr>
+          <w:rFonts w:ascii="Consolas" w:hAnsi="Consolas"/>
+          <w:color w:val="262626"/>
+          <w:sz w:val="16"/>
+        </w:rPr>
+        <w:t xml:space="preserve"> </w:t>
+      </w:r>
+      <w:r>
+        <w:rPr>
+          <w:rFonts w:ascii="Consolas" w:hAnsi="Consolas"/>
+          <w:color w:val="267F99"/>
+          <w:sz w:val="16"/>
+        </w:rPr>
+        <w:t xml:space="preserve">ShouldBroadcast</w:t>
+      </w:r>
+      <w:r>
+        <w:rPr>
+          <w:rFonts w:ascii="Consolas" w:hAnsi="Consolas"/>
+          <w:color w:val="262626"/>
+          <w:sz w:val="16"/>
+        </w:rPr>
+        <w:t xml:space="preserve">, </w:t>
+      </w:r>
+      <w:r>
+        <w:rPr>
+          <w:rFonts w:ascii="Consolas" w:hAnsi="Consolas"/>
+          <w:color w:val="267F99"/>
+          <w:sz w:val="16"/>
+        </w:rPr>
+        <w:t xml:space="preserve">ShouldDispatchAfterCommit</w:t>
+      </w:r>
+      <w:r>
         <w:br/>
+      </w:r>
+      <w:r>
+        <w:rPr>
+          <w:rFonts w:ascii="Consolas" w:hAnsi="Consolas"/>
+          <w:color w:val="262626"/>
+          <w:sz w:val="16"/>
+        </w:rPr>
+        <w:t xml:space="preserve">{</w:t>
+      </w:r>
+      <w:r>
+        <w:br/>
+      </w:r>
+      <w:r>
+        <w:rPr>
+          <w:rFonts w:ascii="Consolas" w:hAnsi="Consolas"/>
+          <w:color w:val="262626"/>
+          <w:sz w:val="16"/>
+        </w:rPr>
         <w:t xml:space="preserve">    </w:t>
       </w:r>
       <w:r>
         <w:rPr>
           <w:rFonts w:ascii="Consolas" w:hAnsi="Consolas"/>
-          <w:color w:val="569CD6"/>
+          <w:b/>
+          <w:color w:val="000080"/>
           <w:sz w:val="16"/>
         </w:rPr>
-        <w:t>implements</w:t>
+        <w:t xml:space="preserve">public</w:t>
       </w:r>
       <w:r>
         <w:rPr>
           <w:rFonts w:ascii="Consolas" w:hAnsi="Consolas"/>
-          <w:color w:val="D4D4D4"/>
+          <w:color w:val="262626"/>
           <w:sz w:val="16"/>
         </w:rPr>
         <w:t xml:space="preserve"> </w:t>
@@ -5539,50 +5250,143 @@
       <w:r>
         <w:rPr>
           <w:rFonts w:ascii="Consolas" w:hAnsi="Consolas"/>
-          <w:color w:val="4EC9B0"/>
+          <w:b/>
+          <w:color w:val="000080"/>
           <w:sz w:val="16"/>
         </w:rPr>
-        <w:t>ShouldBroadcast</w:t>
+        <w:t xml:space="preserve">function</w:t>
       </w:r>
       <w:r>
         <w:rPr>
           <w:rFonts w:ascii="Consolas" w:hAnsi="Consolas"/>
-          <w:color w:val="D4D4D4"/>
+          <w:color w:val="262626"/>
           <w:sz w:val="16"/>
         </w:rPr>
-        <w:t xml:space="preserve">, </w:t>
+        <w:t xml:space="preserve"> </w:t>
       </w:r>
       <w:r>
         <w:rPr>
           <w:rFonts w:ascii="Consolas" w:hAnsi="Consolas"/>
-          <w:color w:val="4EC9B0"/>
+          <w:color w:val="795E26"/>
           <w:sz w:val="16"/>
         </w:rPr>
-        <w:t>ShouldDispatchAfterCommit</w:t>
+        <w:t xml:space="preserve">__construct</w:t>
       </w:r>
       <w:r>
         <w:rPr>
           <w:rFonts w:ascii="Consolas" w:hAnsi="Consolas"/>
-          <w:color w:val="D4D4D4"/>
+          <w:color w:val="262626"/>
           <w:sz w:val="16"/>
         </w:rPr>
+        <w:t xml:space="preserve">(</w:t>
+      </w:r>
+      <w:r>
         <w:br/>
-        <w:t>{</w:t>
+      </w:r>
+      <w:r>
+        <w:rPr>
+          <w:rFonts w:ascii="Consolas" w:hAnsi="Consolas"/>
+          <w:color w:val="262626"/>
+          <w:sz w:val="16"/>
+        </w:rPr>
+        <w:t xml:space="preserve">        </w:t>
+      </w:r>
+      <w:r>
+        <w:rPr>
+          <w:rFonts w:ascii="Consolas" w:hAnsi="Consolas"/>
+          <w:b/>
+          <w:color w:val="000080"/>
+          <w:sz w:val="16"/>
+        </w:rPr>
+        <w:t xml:space="preserve">public</w:t>
+      </w:r>
+      <w:r>
+        <w:rPr>
+          <w:rFonts w:ascii="Consolas" w:hAnsi="Consolas"/>
+          <w:color w:val="262626"/>
+          <w:sz w:val="16"/>
+        </w:rPr>
+        <w:t xml:space="preserve"> </w:t>
+      </w:r>
+      <w:r>
+        <w:rPr>
+          <w:rFonts w:ascii="Consolas" w:hAnsi="Consolas"/>
+          <w:b/>
+          <w:color w:val="000080"/>
+          <w:sz w:val="16"/>
+        </w:rPr>
+        <w:t xml:space="preserve">readonly</w:t>
+      </w:r>
+      <w:r>
+        <w:rPr>
+          <w:rFonts w:ascii="Consolas" w:hAnsi="Consolas"/>
+          <w:color w:val="262626"/>
+          <w:sz w:val="16"/>
+        </w:rPr>
+        <w:t xml:space="preserve"> </w:t>
+      </w:r>
+      <w:r>
+        <w:rPr>
+          <w:rFonts w:ascii="Consolas" w:hAnsi="Consolas"/>
+          <w:color w:val="267F99"/>
+          <w:sz w:val="16"/>
+        </w:rPr>
+        <w:t xml:space="preserve">TenantOrder</w:t>
+      </w:r>
+      <w:r>
+        <w:rPr>
+          <w:rFonts w:ascii="Consolas" w:hAnsi="Consolas"/>
+          <w:color w:val="262626"/>
+          <w:sz w:val="16"/>
+        </w:rPr>
+        <w:t xml:space="preserve"> </w:t>
+      </w:r>
+      <w:r>
+        <w:rPr>
+          <w:rFonts w:ascii="Consolas" w:hAnsi="Consolas"/>
+          <w:color w:val="660E7A"/>
+          <w:sz w:val="16"/>
+        </w:rPr>
+        <w:t xml:space="preserve">$tenantOrder</w:t>
+      </w:r>
+      <w:r>
         <w:br/>
+      </w:r>
+      <w:r>
+        <w:rPr>
+          <w:rFonts w:ascii="Consolas" w:hAnsi="Consolas"/>
+          <w:color w:val="262626"/>
+          <w:sz w:val="16"/>
+        </w:rPr>
+        <w:t xml:space="preserve">    ) {}</w:t>
+      </w:r>
+      <w:r>
+        <w:br/>
+      </w:r>
+      <w:r>
+        <w:br/>
+      </w:r>
+      <w:r>
+        <w:rPr>
+          <w:rFonts w:ascii="Consolas" w:hAnsi="Consolas"/>
+          <w:color w:val="262626"/>
+          <w:sz w:val="16"/>
+        </w:rPr>
         <w:t xml:space="preserve">    </w:t>
       </w:r>
       <w:r>
         <w:rPr>
           <w:rFonts w:ascii="Consolas" w:hAnsi="Consolas"/>
-          <w:color w:val="569CD6"/>
+          <w:b/>
+          <w:color w:val="000080"/>
           <w:sz w:val="16"/>
         </w:rPr>
-        <w:t>public</w:t>
+        <w:t xml:space="preserve">public</w:t>
       </w:r>
       <w:r>
         <w:rPr>
           <w:rFonts w:ascii="Consolas" w:hAnsi="Consolas"/>
-          <w:color w:val="D4D4D4"/>
+          <w:color w:val="262626"/>
           <w:sz w:val="16"/>
         </w:rPr>
         <w:t xml:space="preserve"> </w:t>
@@ -5590,15 +5394,16 @@
       <w:r>
         <w:rPr>
           <w:rFonts w:ascii="Consolas" w:hAnsi="Consolas"/>
-          <w:color w:val="569CD6"/>
+          <w:b/>
+          <w:color w:val="000080"/>
           <w:sz w:val="16"/>
         </w:rPr>
-        <w:t>function</w:t>
+        <w:t xml:space="preserve">function</w:t>
       </w:r>
       <w:r>
         <w:rPr>
           <w:rFonts w:ascii="Consolas" w:hAnsi="Consolas"/>
-          <w:color w:val="D4D4D4"/>
+          <w:color w:val="262626"/>
           <w:sz w:val="16"/>
         </w:rPr>
         <w:t xml:space="preserve"> </w:t>
@@ -5606,65 +5411,185 @@
       <w:r>
         <w:rPr>
           <w:rFonts w:ascii="Consolas" w:hAnsi="Consolas"/>
-          <w:color w:val="DCDCAA"/>
+          <w:color w:val="795E26"/>
           <w:sz w:val="16"/>
         </w:rPr>
-        <w:t>__construct</w:t>
+        <w:t xml:space="preserve">broadcastOn</w:t>
       </w:r>
       <w:r>
         <w:rPr>
           <w:rFonts w:ascii="Consolas" w:hAnsi="Consolas"/>
-          <w:color w:val="D4D4D4"/>
+          <w:color w:val="262626"/>
           <w:sz w:val="16"/>
         </w:rPr>
-        <w:t>(</w:t>
+        <w:t xml:space="preserve">(): </w:t>
+      </w:r>
+      <w:r>
+        <w:rPr>
+          <w:rFonts w:ascii="Consolas" w:hAnsi="Consolas"/>
+          <w:b/>
+          <w:color w:val="000080"/>
+          <w:sz w:val="16"/>
+        </w:rPr>
+        <w:t xml:space="preserve">array</w:t>
+      </w:r>
+      <w:r>
         <w:br/>
+      </w:r>
+      <w:r>
+        <w:rPr>
+          <w:rFonts w:ascii="Consolas" w:hAnsi="Consolas"/>
+          <w:color w:val="262626"/>
+          <w:sz w:val="16"/>
+        </w:rPr>
+        <w:t xml:space="preserve">    {</w:t>
+      </w:r>
+      <w:r>
+        <w:br/>
+      </w:r>
+      <w:r>
+        <w:rPr>
+          <w:rFonts w:ascii="Consolas" w:hAnsi="Consolas"/>
+          <w:color w:val="262626"/>
+          <w:sz w:val="16"/>
+        </w:rPr>
         <w:t xml:space="preserve">        </w:t>
       </w:r>
       <w:r>
         <w:rPr>
           <w:rFonts w:ascii="Consolas" w:hAnsi="Consolas"/>
-          <w:color w:val="569CD6"/>
+          <w:b/>
+          <w:color w:val="000080"/>
           <w:sz w:val="16"/>
         </w:rPr>
-        <w:t>public</w:t>
+        <w:t xml:space="preserve">return</w:t>
       </w:r>
       <w:r>
         <w:rPr>
           <w:rFonts w:ascii="Consolas" w:hAnsi="Consolas"/>
-          <w:color w:val="D4D4D4"/>
+          <w:color w:val="262626"/>
           <w:sz w:val="16"/>
         </w:rPr>
+        <w:t xml:space="preserve"> [</w:t>
+      </w:r>
+      <w:r>
+        <w:rPr>
+          <w:rFonts w:ascii="Consolas" w:hAnsi="Consolas"/>
+          <w:b/>
+          <w:color w:val="000080"/>
+          <w:sz w:val="16"/>
+        </w:rPr>
+        <w:t xml:space="preserve">new</w:t>
+      </w:r>
+      <w:r>
+        <w:rPr>
+          <w:rFonts w:ascii="Consolas" w:hAnsi="Consolas"/>
+          <w:color w:val="262626"/>
+          <w:sz w:val="16"/>
+        </w:rPr>
         <w:t xml:space="preserve"> </w:t>
       </w:r>
       <w:r>
         <w:rPr>
           <w:rFonts w:ascii="Consolas" w:hAnsi="Consolas"/>
-          <w:color w:val="569CD6"/>
+          <w:color w:val="795E26"/>
           <w:sz w:val="16"/>
         </w:rPr>
-        <w:t>readonly</w:t>
+        <w:t xml:space="preserve">PrivateChannel</w:t>
       </w:r>
       <w:r>
         <w:rPr>
           <w:rFonts w:ascii="Consolas" w:hAnsi="Consolas"/>
-          <w:color w:val="D4D4D4"/>
+          <w:color w:val="262626"/>
           <w:sz w:val="16"/>
         </w:rPr>
+        <w:t xml:space="preserve">(</w:t>
+      </w:r>
+      <w:r>
+        <w:br/>
+      </w:r>
+      <w:r>
+        <w:rPr>
+          <w:rFonts w:ascii="Consolas" w:hAnsi="Consolas"/>
+          <w:color w:val="262626"/>
+          <w:sz w:val="16"/>
+        </w:rPr>
+        <w:t xml:space="preserve">            </w:t>
+      </w:r>
+      <w:r>
+        <w:rPr>
+          <w:rFonts w:ascii="Consolas" w:hAnsi="Consolas"/>
+          <w:color w:val="00733B"/>
+          <w:sz w:val="16"/>
+        </w:rPr>
+        <w:t xml:space="preserve">"tenant.{$this-&gt;tenantOrder-&gt;tenant_id}.kds"</w:t>
+      </w:r>
+      <w:r>
+        <w:br/>
+      </w:r>
+      <w:r>
+        <w:rPr>
+          <w:rFonts w:ascii="Consolas" w:hAnsi="Consolas"/>
+          <w:color w:val="262626"/>
+          <w:sz w:val="16"/>
+        </w:rPr>
+        <w:t xml:space="preserve">        )];</w:t>
+      </w:r>
+      <w:r>
+        <w:br/>
+      </w:r>
+      <w:r>
+        <w:rPr>
+          <w:rFonts w:ascii="Consolas" w:hAnsi="Consolas"/>
+          <w:color w:val="262626"/>
+          <w:sz w:val="16"/>
+        </w:rPr>
+        <w:t xml:space="preserve">    }</w:t>
+      </w:r>
+      <w:r>
+        <w:br/>
+      </w:r>
+      <w:r>
+        <w:br/>
+      </w:r>
+      <w:r>
+        <w:rPr>
+          <w:rFonts w:ascii="Consolas" w:hAnsi="Consolas"/>
+          <w:color w:val="262626"/>
+          <w:sz w:val="16"/>
+        </w:rPr>
+        <w:t xml:space="preserve">    </w:t>
+      </w:r>
+      <w:r>
+        <w:rPr>
+          <w:rFonts w:ascii="Consolas" w:hAnsi="Consolas"/>
+          <w:b/>
+          <w:color w:val="000080"/>
+          <w:sz w:val="16"/>
+        </w:rPr>
+        <w:t xml:space="preserve">public</w:t>
+      </w:r>
+      <w:r>
+        <w:rPr>
+          <w:rFonts w:ascii="Consolas" w:hAnsi="Consolas"/>
+          <w:color w:val="262626"/>
+          <w:sz w:val="16"/>
+        </w:rPr>
         <w:t xml:space="preserve"> </w:t>
       </w:r>
       <w:r>
         <w:rPr>
           <w:rFonts w:ascii="Consolas" w:hAnsi="Consolas"/>
-          <w:color w:val="4EC9B0"/>
+          <w:b/>
+          <w:color w:val="000080"/>
           <w:sz w:val="16"/>
         </w:rPr>
-        <w:t>TenantOrder</w:t>
+        <w:t xml:space="preserve">function</w:t>
       </w:r>
       <w:r>
         <w:rPr>
           <w:rFonts w:ascii="Consolas" w:hAnsi="Consolas"/>
-          <w:color w:val="D4D4D4"/>
+          <w:color w:val="262626"/>
           <w:sz w:val="16"/>
         </w:rPr>
         <w:t xml:space="preserve"> </w:t>
@@ -5672,264 +5597,104 @@
       <w:r>
         <w:rPr>
           <w:rFonts w:ascii="Consolas" w:hAnsi="Consolas"/>
-          <w:color w:val="9CDCFE"/>
+          <w:color w:val="795E26"/>
           <w:sz w:val="16"/>
         </w:rPr>
-        <w:t>$tenantOrder</w:t>
+        <w:t xml:space="preserve">broadcastAs</w:t>
       </w:r>
       <w:r>
         <w:rPr>
           <w:rFonts w:ascii="Consolas" w:hAnsi="Consolas"/>
-          <w:color w:val="D4D4D4"/>
+          <w:color w:val="262626"/>
           <w:sz w:val="16"/>
         </w:rPr>
+        <w:t xml:space="preserve">(): </w:t>
+      </w:r>
+      <w:r>
+        <w:rPr>
+          <w:rFonts w:ascii="Consolas" w:hAnsi="Consolas"/>
+          <w:b/>
+          <w:color w:val="000080"/>
+          <w:sz w:val="16"/>
+        </w:rPr>
+        <w:t xml:space="preserve">string</w:t>
+      </w:r>
+      <w:r>
         <w:br/>
-        <w:t xml:space="preserve">    ) {}</w:t>
+      </w:r>
+      <w:r>
+        <w:rPr>
+          <w:rFonts w:ascii="Consolas" w:hAnsi="Consolas"/>
+          <w:color w:val="262626"/>
+          <w:sz w:val="16"/>
+        </w:rPr>
+        <w:t xml:space="preserve">    {</w:t>
+      </w:r>
+      <w:r>
         <w:br/>
+      </w:r>
+      <w:r>
+        <w:rPr>
+          <w:rFonts w:ascii="Consolas" w:hAnsi="Consolas"/>
+          <w:color w:val="262626"/>
+          <w:sz w:val="16"/>
+        </w:rPr>
+        <w:t xml:space="preserve">        </w:t>
+      </w:r>
+      <w:r>
+        <w:rPr>
+          <w:rFonts w:ascii="Consolas" w:hAnsi="Consolas"/>
+          <w:b/>
+          <w:color w:val="000080"/>
+          <w:sz w:val="16"/>
+        </w:rPr>
+        <w:t xml:space="preserve">return</w:t>
+      </w:r>
+      <w:r>
+        <w:rPr>
+          <w:rFonts w:ascii="Consolas" w:hAnsi="Consolas"/>
+          <w:color w:val="262626"/>
+          <w:sz w:val="16"/>
+        </w:rPr>
+        <w:t xml:space="preserve"> </w:t>
+      </w:r>
+      <w:r>
+        <w:rPr>
+          <w:rFonts w:ascii="Consolas" w:hAnsi="Consolas"/>
+          <w:color w:val="00733B"/>
+          <w:sz w:val="16"/>
+        </w:rPr>
+        <w:t xml:space="preserve">'tenant-order.updated'</w:t>
+      </w:r>
+      <w:r>
+        <w:rPr>
+          <w:rFonts w:ascii="Consolas" w:hAnsi="Consolas"/>
+          <w:color w:val="262626"/>
+          <w:sz w:val="16"/>
+        </w:rPr>
+        <w:t xml:space="preserve">;</w:t>
+      </w:r>
+      <w:r>
         <w:br/>
-        <w:t xml:space="preserve">    </w:t>
       </w:r>
       <w:r>
         <w:rPr>
           <w:rFonts w:ascii="Consolas" w:hAnsi="Consolas"/>
-          <w:color w:val="569CD6"/>
+          <w:color w:val="262626"/>
           <w:sz w:val="16"/>
         </w:rPr>
-        <w:t>public</w:t>
+        <w:t xml:space="preserve">    }</w:t>
+      </w:r>
+      <w:r>
+        <w:br/>
       </w:r>
       <w:r>
         <w:rPr>
           <w:rFonts w:ascii="Consolas" w:hAnsi="Consolas"/>
-          <w:color w:val="D4D4D4"/>
+          <w:color w:val="262626"/>
           <w:sz w:val="16"/>
         </w:rPr>
-        <w:t xml:space="preserve"> </w:t>
-      </w:r>
-      <w:r>
-        <w:rPr>
-          <w:rFonts w:ascii="Consolas" w:hAnsi="Consolas"/>
-          <w:color w:val="569CD6"/>
-          <w:sz w:val="16"/>
-        </w:rPr>
-        <w:t>function</w:t>
-      </w:r>
-      <w:r>
-        <w:rPr>
-          <w:rFonts w:ascii="Consolas" w:hAnsi="Consolas"/>
-          <w:color w:val="D4D4D4"/>
-          <w:sz w:val="16"/>
-        </w:rPr>
-        <w:t xml:space="preserve"> </w:t>
-      </w:r>
-      <w:r>
-        <w:rPr>
-          <w:rFonts w:ascii="Consolas" w:hAnsi="Consolas"/>
-          <w:color w:val="DCDCAA"/>
-          <w:sz w:val="16"/>
-        </w:rPr>
-        <w:t>broadcastOn</w:t>
-      </w:r>
-      <w:r>
-        <w:rPr>
-          <w:rFonts w:ascii="Consolas" w:hAnsi="Consolas"/>
-          <w:color w:val="D4D4D4"/>
-          <w:sz w:val="16"/>
-        </w:rPr>
-        <w:t xml:space="preserve">(): </w:t>
-      </w:r>
-      <w:r>
-        <w:rPr>
-          <w:rFonts w:ascii="Consolas" w:hAnsi="Consolas"/>
-          <w:color w:val="569CD6"/>
-          <w:sz w:val="16"/>
-        </w:rPr>
-        <w:t>array</w:t>
-      </w:r>
-      <w:r>
-        <w:rPr>
-          <w:rFonts w:ascii="Consolas" w:hAnsi="Consolas"/>
-          <w:color w:val="D4D4D4"/>
-          <w:sz w:val="16"/>
-        </w:rPr>
-        <w:br/>
-        <w:t xml:space="preserve">    {</w:t>
-        <w:br/>
-        <w:t xml:space="preserve">        </w:t>
-      </w:r>
-      <w:r>
-        <w:rPr>
-          <w:rFonts w:ascii="Consolas" w:hAnsi="Consolas"/>
-          <w:color w:val="569CD6"/>
-          <w:sz w:val="16"/>
-        </w:rPr>
-        <w:t>return</w:t>
-      </w:r>
-      <w:r>
-        <w:rPr>
-          <w:rFonts w:ascii="Consolas" w:hAnsi="Consolas"/>
-          <w:color w:val="D4D4D4"/>
-          <w:sz w:val="16"/>
-        </w:rPr>
-        <w:t xml:space="preserve"> [</w:t>
-      </w:r>
-      <w:r>
-        <w:rPr>
-          <w:rFonts w:ascii="Consolas" w:hAnsi="Consolas"/>
-          <w:color w:val="569CD6"/>
-          <w:sz w:val="16"/>
-        </w:rPr>
-        <w:t>new</w:t>
-      </w:r>
-      <w:r>
-        <w:rPr>
-          <w:rFonts w:ascii="Consolas" w:hAnsi="Consolas"/>
-          <w:color w:val="D4D4D4"/>
-          <w:sz w:val="16"/>
-        </w:rPr>
-        <w:t xml:space="preserve"> </w:t>
-      </w:r>
-      <w:r>
-        <w:rPr>
-          <w:rFonts w:ascii="Consolas" w:hAnsi="Consolas"/>
-          <w:color w:val="DCDCAA"/>
-          <w:sz w:val="16"/>
-        </w:rPr>
-        <w:t>PrivateChannel</w:t>
-      </w:r>
-      <w:r>
-        <w:rPr>
-          <w:rFonts w:ascii="Consolas" w:hAnsi="Consolas"/>
-          <w:color w:val="D4D4D4"/>
-          <w:sz w:val="16"/>
-        </w:rPr>
-        <w:t>(</w:t>
-        <w:br/>
-        <w:t xml:space="preserve">            </w:t>
-      </w:r>
-      <w:r>
-        <w:rPr>
-          <w:rFonts w:ascii="Consolas" w:hAnsi="Consolas"/>
-          <w:color w:val="CE9178"/>
-          <w:sz w:val="16"/>
-        </w:rPr>
-        <w:t>"tenant.{$this-&gt;tenantOrder-&gt;tenant_id}.kds"</w:t>
-      </w:r>
-      <w:r>
-        <w:rPr>
-          <w:rFonts w:ascii="Consolas" w:hAnsi="Consolas"/>
-          <w:color w:val="D4D4D4"/>
-          <w:sz w:val="16"/>
-        </w:rPr>
-        <w:br/>
-        <w:t xml:space="preserve">        )];</w:t>
-        <w:br/>
-        <w:t xml:space="preserve">    }</w:t>
-        <w:br/>
-        <w:br/>
-        <w:t xml:space="preserve">    </w:t>
-      </w:r>
-      <w:r>
-        <w:rPr>
-          <w:rFonts w:ascii="Consolas" w:hAnsi="Consolas"/>
-          <w:color w:val="569CD6"/>
-          <w:sz w:val="16"/>
-        </w:rPr>
-        <w:t>public</w:t>
-      </w:r>
-      <w:r>
-        <w:rPr>
-          <w:rFonts w:ascii="Consolas" w:hAnsi="Consolas"/>
-          <w:color w:val="D4D4D4"/>
-          <w:sz w:val="16"/>
-        </w:rPr>
-        <w:t xml:space="preserve"> </w:t>
-      </w:r>
-      <w:r>
-        <w:rPr>
-          <w:rFonts w:ascii="Consolas" w:hAnsi="Consolas"/>
-          <w:color w:val="569CD6"/>
-          <w:sz w:val="16"/>
-        </w:rPr>
-        <w:t>function</w:t>
-      </w:r>
-      <w:r>
-        <w:rPr>
-          <w:rFonts w:ascii="Consolas" w:hAnsi="Consolas"/>
-          <w:color w:val="D4D4D4"/>
-          <w:sz w:val="16"/>
-        </w:rPr>
-        <w:t xml:space="preserve"> </w:t>
-      </w:r>
-      <w:r>
-        <w:rPr>
-          <w:rFonts w:ascii="Consolas" w:hAnsi="Consolas"/>
-          <w:color w:val="DCDCAA"/>
-          <w:sz w:val="16"/>
-        </w:rPr>
-        <w:t>broadcastAs</w:t>
-      </w:r>
-      <w:r>
-        <w:rPr>
-          <w:rFonts w:ascii="Consolas" w:hAnsi="Consolas"/>
-          <w:color w:val="D4D4D4"/>
-          <w:sz w:val="16"/>
-        </w:rPr>
-        <w:t xml:space="preserve">(): </w:t>
-      </w:r>
-      <w:r>
-        <w:rPr>
-          <w:rFonts w:ascii="Consolas" w:hAnsi="Consolas"/>
-          <w:color w:val="569CD6"/>
-          <w:sz w:val="16"/>
-        </w:rPr>
-        <w:t>string</w:t>
-      </w:r>
-      <w:r>
-        <w:rPr>
-          <w:rFonts w:ascii="Consolas" w:hAnsi="Consolas"/>
-          <w:color w:val="D4D4D4"/>
-          <w:sz w:val="16"/>
-        </w:rPr>
-        <w:br/>
-        <w:t xml:space="preserve">    {</w:t>
-        <w:br/>
-        <w:t xml:space="preserve">        </w:t>
-      </w:r>
-      <w:r>
-        <w:rPr>
-          <w:rFonts w:ascii="Consolas" w:hAnsi="Consolas"/>
-          <w:color w:val="569CD6"/>
-          <w:sz w:val="16"/>
-        </w:rPr>
-        <w:t>return</w:t>
-      </w:r>
-      <w:r>
-        <w:rPr>
-          <w:rFonts w:ascii="Consolas" w:hAnsi="Consolas"/>
-          <w:color w:val="D4D4D4"/>
-          <w:sz w:val="16"/>
-        </w:rPr>
-        <w:t xml:space="preserve"> </w:t>
-      </w:r>
-      <w:r>
-        <w:rPr>
-          <w:rFonts w:ascii="Consolas" w:hAnsi="Consolas"/>
-          <w:color w:val="CE9178"/>
-          <w:sz w:val="16"/>
-        </w:rPr>
-        <w:t>'tenant-order.updated'</w:t>
-      </w:r>
-      <w:r>
-        <w:rPr>
-          <w:rFonts w:ascii="Consolas" w:hAnsi="Consolas"/>
-          <w:color w:val="D4D4D4"/>
-          <w:sz w:val="16"/>
-        </w:rPr>
-        <w:t>;</w:t>
-        <w:br/>
-        <w:t xml:space="preserve">    }</w:t>
-        <w:br/>
-        <w:t>}</w:t>
+        <w:t xml:space="preserve">}</w:t>
       </w:r>
     </w:p>
     <w:p>
@@ -18959,7 +18724,7 @@
     </w:pPr>
     <w:rPr>
       <w:rFonts w:ascii="Consolas" w:hAnsi="Consolas"/>
-      <w:color w:val="D4D4D4"/>
+      <w:color w:val="262626"/>
       <w:sz w:val="16"/>
     </w:rPr>
   </w:style>
@@ -19071,7 +18836,7 @@
     <w:rPr>
       <w:rFonts w:ascii="Consolas" w:hAnsi="Consolas"/>
       <w:b/>
-      <w:color w:val="FFFFFF"/>
+      <w:color w:val="262626"/>
       <w:sz w:val="16"/>
     </w:rPr>
   </w:style>
